--- a/docs/guide/دليل-المدير-المختصر.docx
+++ b/docs/guide/دليل-المدير-المختصر.docx
@@ -6,25 +6,17 @@
       <w:pPr>
         <w:pStyle w:val="TextBody"/>
         <w:bidi w:val="1"/>
-        <w:bidi/>
-        <w:jc w:val="left"/>
-        <w:rPr>
-          <w:rtl/>
-        </w:rPr>
-      </w:pPr>
-      <w:r>
-        <w:rPr>
-          <w:rtl/>
-        </w:rPr>
-        <w:t>دليل المدير المختصر — منصة تابعني</w:t>
-      </w:r>
-      <w:r>
-        <w:rPr>
-          <w:rtl/>
+        <w:spacing w:before="0" w:after="0"/>
+        <w:jc w:val="right"/>
+        <w:rPr/>
+      </w:pPr>
+      <w:r>
+        <w:rPr>
+          <w:rtl w:val="true"/>
         </w:rPr>
         <w:drawing>
           <wp:inline distT="0" distB="0" distL="0" distR="0">
-            <wp:extent cx="5715000" cy="6086475"/>
+            <wp:extent cx="9525000" cy="10153650"/>
             <wp:effectExtent l="0" t="0" r="0" b="0"/>
             <wp:docPr id="1" name="Image1" descr=""/>
             <wp:cNvGraphicFramePr>
@@ -48,7 +40,7 @@
                   <pic:spPr bwMode="auto">
                     <a:xfrm>
                       <a:off x="0" y="0"/>
-                      <a:ext cx="5715000" cy="6086475"/>
+                      <a:ext cx="9525000" cy="10153650"/>
                     </a:xfrm>
                     <a:prstGeom prst="rect">
                       <a:avLst/>
@@ -62,42 +54,52 @@
       </w:r>
       <w:r>
         <w:rPr>
-          <w:rtl/>
-        </w:rPr>
-        <w:t>دليل تشغيل مختصر</w:t>
+          <w:rtl w:val="true"/>
+        </w:rPr>
+        <w:t xml:space="preserve"> </w:t>
+      </w:r>
+    </w:p>
+    <w:p>
+      <w:pPr>
+        <w:pStyle w:val="TextBody"/>
+        <w:bidi w:val="1"/>
+        <w:jc w:val="right"/>
+        <w:rPr/>
+      </w:pPr>
+      <w:r>
+        <w:rPr>
+          <w:rtl w:val="true"/>
+        </w:rPr>
+        <w:t xml:space="preserve">دليل تشغيل مختصر </w:t>
       </w:r>
     </w:p>
     <w:p>
       <w:pPr>
         <w:pStyle w:val="Heading1"/>
         <w:bidi w:val="1"/>
-        <w:bidi/>
-        <w:jc w:val="center"/>
-        <w:rPr>
-          <w:rtl/>
-        </w:rPr>
-      </w:pPr>
-      <w:r>
-        <w:rPr>
-          <w:rtl/>
+        <w:spacing w:lineRule="auto" w:line="324"/>
+        <w:jc w:val="right"/>
+        <w:rPr/>
+      </w:pPr>
+      <w:r>
+        <w:rPr>
+          <w:rtl w:val="true"/>
         </w:rPr>
         <w:t xml:space="preserve">دليل المدير المختصر — تشغيل منصة تابعني في </w:t>
       </w:r>
       <w:r>
-        <w:rPr>
-          <w:rtl/>
-        </w:rPr>
+        <w:rPr/>
         <w:t>5</w:t>
       </w:r>
       <w:r>
         <w:rPr>
-          <w:rtl/>
+          <w:rtl w:val="true"/>
         </w:rPr>
         <w:t xml:space="preserve"> </w:t>
       </w:r>
       <w:r>
         <w:rPr>
-          <w:rtl/>
+          <w:rtl w:val="true"/>
         </w:rPr>
         <w:t>خطوات</w:t>
       </w:r>
@@ -106,77 +108,88 @@
       <w:pPr>
         <w:pStyle w:val="TextBody"/>
         <w:bidi w:val="1"/>
-        <w:bidi/>
-        <w:spacing w:lineRule="auto" w:line="408" w:before="0" w:after="283"/>
-        <w:jc w:val="left"/>
-        <w:rPr>
-          <w:rtl/>
-        </w:rPr>
-      </w:pPr>
-      <w:r>
-        <w:rPr>
-          <w:rtl/>
+        <w:spacing w:before="0" w:after="0"/>
+        <w:jc w:val="right"/>
+        <w:rPr/>
+      </w:pPr>
+      <w:r>
+        <w:rPr>
+          <w:rtl w:val="true"/>
         </w:rPr>
         <w:t xml:space="preserve">مدير المدرسة </w:t>
       </w:r>
       <w:r>
         <w:rPr>
-          <w:rtl/>
+          <w:rStyle w:val="SourceText"/>
         </w:rPr>
         <w:t>principal</w:t>
       </w:r>
       <w:r>
         <w:rPr>
-          <w:rtl/>
+          <w:rtl w:val="true"/>
         </w:rPr>
         <w:t xml:space="preserve"> · </w:t>
       </w:r>
       <w:r>
         <w:rPr>
-          <w:rtl/>
+          <w:rtl w:val="true"/>
         </w:rPr>
         <w:t xml:space="preserve">كلمة المرور </w:t>
       </w:r>
       <w:r>
         <w:rPr>
-          <w:rtl/>
+          <w:rStyle w:val="SourceText"/>
         </w:rPr>
         <w:t>Tabaani@2026</w:t>
       </w:r>
       <w:r>
         <w:rPr>
-          <w:rtl/>
+          <w:rtl w:val="true"/>
         </w:rPr>
         <w:t xml:space="preserve"> · </w:t>
       </w:r>
       <w:r>
         <w:rPr>
-          <w:rtl/>
+          <w:rtl w:val="true"/>
         </w:rPr>
         <w:t>الدليل الكامل</w:t>
       </w:r>
       <w:r>
         <w:rPr>
-          <w:rtl/>
+          <w:rtl w:val="true"/>
         </w:rPr>
         <w:t xml:space="preserve">: </w:t>
       </w:r>
-      <w:r>
-        <w:rPr>
-          <w:rtl/>
-        </w:rPr>
-        <w:t>docs/guide/index.html2</w:t>
-      </w:r>
-      <w:r>
-        <w:rPr>
-          <w:rtl/>
+      <w:hyperlink r:id="rId3">
+        <w:r>
+          <w:rPr>
+            <w:rStyle w:val="InternetLink"/>
+          </w:rPr>
+          <w:t>docs/guide/index.html</w:t>
+        </w:r>
+      </w:hyperlink>
+    </w:p>
+    <w:p>
+      <w:pPr>
+        <w:pStyle w:val="TextBody"/>
+        <w:bidi w:val="1"/>
+        <w:jc w:val="right"/>
+        <w:rPr/>
+      </w:pPr>
+      <w:r>
+        <w:rPr>
+          <w:b/>
+        </w:rPr>
+        <w:t>2</w:t>
+      </w:r>
+      <w:r>
+        <w:rPr>
+          <w:rtl w:val="true"/>
         </w:rPr>
         <w:t xml:space="preserve">صفحتان للطباعة </w:t>
       </w:r>
       <w:r>
-        <w:rPr>
-          <w:rtl/>
-        </w:rPr>
+        <w:rPr/>
         <w:t>A4</w:t>
       </w:r>
     </w:p>
@@ -184,45 +197,38 @@
       <w:pPr>
         <w:pStyle w:val="Heading2"/>
         <w:bidi w:val="1"/>
-        <w:bidi/>
-        <w:jc w:val="left"/>
-        <w:rPr>
-          <w:rtl/>
-        </w:rPr>
-      </w:pPr>
-      <w:r>
-        <w:rPr>
-          <w:rtl/>
-        </w:rPr>
+        <w:jc w:val="right"/>
+        <w:rPr/>
+      </w:pPr>
+      <w:r>
+        <w:rPr/>
         <w:t>1</w:t>
       </w:r>
       <w:r>
         <w:rPr>
-          <w:rtl/>
+          <w:rtl w:val="true"/>
         </w:rPr>
         <w:t xml:space="preserve"> </w:t>
       </w:r>
       <w:r>
         <w:rPr>
-          <w:rtl/>
+          <w:rtl w:val="true"/>
         </w:rPr>
         <w:t xml:space="preserve">أول </w:t>
       </w:r>
       <w:r>
-        <w:rPr>
-          <w:rtl/>
-        </w:rPr>
+        <w:rPr/>
         <w:t>5</w:t>
       </w:r>
       <w:r>
         <w:rPr>
-          <w:rtl/>
+          <w:rtl w:val="true"/>
         </w:rPr>
         <w:t xml:space="preserve"> </w:t>
       </w:r>
       <w:r>
         <w:rPr>
-          <w:rtl/>
+          <w:rtl w:val="true"/>
         </w:rPr>
         <w:t>خطوات بعد التسليم</w:t>
       </w:r>
@@ -239,55 +245,59 @@
           <w:tab w:val="left" w:pos="709" w:leader="none"/>
         </w:tabs>
         <w:bidi w:val="1"/>
-        <w:bidi/>
         <w:spacing w:before="0" w:after="0"/>
         <w:ind w:left="709" w:firstLine="992"/>
-        <w:jc w:val="left"/>
-        <w:rPr>
-          <w:rtl/>
-        </w:rPr>
-      </w:pPr>
-      <w:r>
-        <w:rPr>
-          <w:rtl/>
-        </w:rPr>
-        <w:t xml:space="preserve">ادخل بحساب المديراسم المستخدم </w:t>
-      </w:r>
-      <w:r>
-        <w:rPr>
-          <w:rtl/>
+        <w:jc w:val="right"/>
+        <w:rPr/>
+      </w:pPr>
+      <w:r>
+        <w:rPr>
+          <w:rStyle w:val="StrongEmphasis"/>
+          <w:rtl w:val="true"/>
+        </w:rPr>
+        <w:t>ادخل بحساب المدير</w:t>
+      </w:r>
+      <w:r>
+        <w:rPr>
+          <w:rtl w:val="true"/>
+        </w:rPr>
+        <w:t xml:space="preserve">اسم المستخدم </w:t>
+      </w:r>
+      <w:r>
+        <w:rPr>
+          <w:rStyle w:val="SourceText"/>
         </w:rPr>
         <w:t>principal</w:t>
       </w:r>
       <w:r>
         <w:rPr>
-          <w:rtl/>
+          <w:rtl w:val="true"/>
         </w:rPr>
         <w:t xml:space="preserve"> </w:t>
       </w:r>
       <w:r>
         <w:rPr>
-          <w:rtl/>
+          <w:rtl w:val="true"/>
         </w:rPr>
         <w:t xml:space="preserve">وكلمة المرور </w:t>
       </w:r>
       <w:r>
         <w:rPr>
-          <w:rtl/>
+          <w:rStyle w:val="SourceText"/>
         </w:rPr>
         <w:t>Tabaani@2026</w:t>
       </w:r>
       <w:r>
         <w:rPr>
-          <w:rtl/>
+          <w:rtl w:val="true"/>
         </w:rPr>
         <w:t>، ثم غيّر كلمة المرور من أيقونة المفتاح في الشريط العلوي</w:t>
       </w:r>
       <w:r>
         <w:rPr>
-          <w:rtl/>
-        </w:rPr>
-        <w:t>.</w:t>
+          <w:rtl w:val="true"/>
+        </w:rPr>
+        <w:t xml:space="preserve">. </w:t>
       </w:r>
     </w:p>
     <w:p>
@@ -302,25 +312,29 @@
           <w:tab w:val="left" w:pos="709" w:leader="none"/>
         </w:tabs>
         <w:bidi w:val="1"/>
-        <w:bidi/>
         <w:spacing w:before="0" w:after="0"/>
         <w:ind w:left="709" w:firstLine="992"/>
-        <w:jc w:val="left"/>
-        <w:rPr>
-          <w:rtl/>
-        </w:rPr>
-      </w:pPr>
-      <w:r>
-        <w:rPr>
-          <w:rtl/>
-        </w:rPr>
-        <w:t>اضبط ترويسة التقاريرراجع بيانات المدرسة والمراحل وجنس المدرسة وشعارها واسم إدارة التعليم، ثم اطبع أي تقرير للتأكد من ظهور الترويسة كاملة</w:t>
-      </w:r>
-      <w:r>
-        <w:rPr>
-          <w:rtl/>
-        </w:rPr>
-        <w:t>.</w:t>
+        <w:jc w:val="right"/>
+        <w:rPr/>
+      </w:pPr>
+      <w:r>
+        <w:rPr>
+          <w:rStyle w:val="StrongEmphasis"/>
+          <w:rtl w:val="true"/>
+        </w:rPr>
+        <w:t>اضبط ترويسة التقارير</w:t>
+      </w:r>
+      <w:r>
+        <w:rPr>
+          <w:rtl w:val="true"/>
+        </w:rPr>
+        <w:t>راجع بيانات المدرسة والمراحل وجنس المدرسة وشعارها واسم إدارة التعليم، ثم اطبع أي تقرير للتأكد من ظهور الترويسة كاملة</w:t>
+      </w:r>
+      <w:r>
+        <w:rPr>
+          <w:rtl w:val="true"/>
+        </w:rPr>
+        <w:t xml:space="preserve">. </w:t>
       </w:r>
     </w:p>
     <w:p>
@@ -335,133 +349,135 @@
           <w:tab w:val="left" w:pos="709" w:leader="none"/>
         </w:tabs>
         <w:bidi w:val="1"/>
-        <w:bidi/>
         <w:spacing w:before="0" w:after="0"/>
         <w:ind w:left="709" w:firstLine="992"/>
-        <w:jc w:val="left"/>
-        <w:rPr>
-          <w:rtl/>
-        </w:rPr>
-      </w:pPr>
-      <w:r>
-        <w:rPr>
-          <w:rtl/>
-        </w:rPr>
-        <w:t xml:space="preserve">أنشئ الحسابات أو استورد المعلمين من نورمن </w:t>
-      </w:r>
-      <w:r>
-        <w:rPr>
-          <w:rtl/>
+        <w:jc w:val="right"/>
+        <w:rPr/>
+      </w:pPr>
+      <w:r>
+        <w:rPr>
+          <w:rStyle w:val="StrongEmphasis"/>
+          <w:rtl w:val="true"/>
+        </w:rPr>
+        <w:t>أنشئ الحسابات أو استورد المعلمين من نور</w:t>
+      </w:r>
+      <w:r>
+        <w:rPr>
+          <w:rtl w:val="true"/>
+        </w:rPr>
+        <w:t xml:space="preserve">من </w:t>
+      </w:r>
+      <w:r>
+        <w:rPr>
+          <w:rtl w:val="true"/>
         </w:rPr>
         <w:t>«</w:t>
       </w:r>
       <w:r>
         <w:rPr>
-          <w:rtl/>
+          <w:rtl w:val="true"/>
         </w:rPr>
         <w:t>الموظفون والحسابات</w:t>
       </w:r>
       <w:r>
         <w:rPr>
-          <w:rtl/>
+          <w:rtl w:val="true"/>
         </w:rPr>
         <w:t xml:space="preserve">» </w:t>
       </w:r>
       <w:r>
         <w:rPr>
-          <w:rtl/>
+          <w:rtl w:val="true"/>
         </w:rPr>
         <w:t xml:space="preserve">أنشئ الحسابات يدويًا، أو ارفع ملف نور </w:t>
       </w:r>
       <w:r>
         <w:rPr>
-          <w:rtl/>
+          <w:rtl w:val="true"/>
         </w:rPr>
         <w:t>(</w:t>
       </w:r>
       <w:r>
-        <w:rPr>
-          <w:rtl/>
-        </w:rPr>
+        <w:rPr/>
         <w:t>Excel/CSV</w:t>
       </w:r>
       <w:r>
         <w:rPr>
-          <w:rtl/>
+          <w:rtl w:val="true"/>
         </w:rPr>
         <w:t xml:space="preserve">) </w:t>
       </w:r>
       <w:r>
         <w:rPr>
-          <w:rtl/>
+          <w:rtl w:val="true"/>
         </w:rPr>
         <w:t>وطابِق الأعمدة</w:t>
       </w:r>
       <w:r>
         <w:rPr>
-          <w:rtl/>
+          <w:rtl w:val="true"/>
         </w:rPr>
         <w:t xml:space="preserve">: </w:t>
       </w:r>
       <w:r>
         <w:rPr>
-          <w:rtl/>
+          <w:rtl w:val="true"/>
         </w:rPr>
         <w:t xml:space="preserve">الاسم </w:t>
       </w:r>
       <w:r>
         <w:rPr>
-          <w:rtl/>
+          <w:rtl w:val="true"/>
         </w:rPr>
         <w:t xml:space="preserve">· </w:t>
       </w:r>
       <w:r>
         <w:rPr>
-          <w:rtl/>
+          <w:rtl w:val="true"/>
         </w:rPr>
         <w:t xml:space="preserve">المادة </w:t>
       </w:r>
       <w:r>
         <w:rPr>
-          <w:rtl/>
+          <w:rtl w:val="true"/>
         </w:rPr>
         <w:t xml:space="preserve">· </w:t>
       </w:r>
       <w:r>
         <w:rPr>
-          <w:rtl/>
+          <w:rtl w:val="true"/>
         </w:rPr>
         <w:t xml:space="preserve">الهوية </w:t>
       </w:r>
       <w:r>
         <w:rPr>
-          <w:rtl/>
+          <w:rtl w:val="true"/>
         </w:rPr>
         <w:t xml:space="preserve">· </w:t>
       </w:r>
       <w:r>
         <w:rPr>
-          <w:rtl/>
+          <w:rtl w:val="true"/>
         </w:rPr>
         <w:t xml:space="preserve">الجوال </w:t>
       </w:r>
       <w:r>
         <w:rPr>
-          <w:rtl/>
+          <w:rtl w:val="true"/>
         </w:rPr>
         <w:t xml:space="preserve">· </w:t>
       </w:r>
       <w:r>
         <w:rPr>
-          <w:rtl/>
+          <w:rtl w:val="true"/>
         </w:rPr>
         <w:t>البريد</w:t>
       </w:r>
       <w:r>
         <w:rPr>
-          <w:rtl/>
-        </w:rPr>
-        <w:t>.</w:t>
+          <w:rtl w:val="true"/>
+        </w:rPr>
+        <w:t xml:space="preserve">. </w:t>
       </w:r>
     </w:p>
     <w:p>
@@ -476,37 +492,41 @@
           <w:tab w:val="left" w:pos="709" w:leader="none"/>
         </w:tabs>
         <w:bidi w:val="1"/>
-        <w:bidi/>
         <w:spacing w:before="0" w:after="0"/>
         <w:ind w:left="709" w:firstLine="992"/>
-        <w:jc w:val="left"/>
-        <w:rPr>
-          <w:rtl/>
-        </w:rPr>
-      </w:pPr>
-      <w:r>
-        <w:rPr>
-          <w:rtl/>
-        </w:rPr>
-        <w:t>أسنِد المواد بحسب المرحلةمن تبويب كل مرحلة، ولا تظهر إلا مواد مراحل مدرستك</w:t>
-      </w:r>
-      <w:r>
-        <w:rPr>
-          <w:rtl/>
+        <w:jc w:val="right"/>
+        <w:rPr/>
+      </w:pPr>
+      <w:r>
+        <w:rPr>
+          <w:rStyle w:val="StrongEmphasis"/>
+          <w:rtl w:val="true"/>
+        </w:rPr>
+        <w:t>أسنِد المواد بحسب المرحلة</w:t>
+      </w:r>
+      <w:r>
+        <w:rPr>
+          <w:rtl w:val="true"/>
+        </w:rPr>
+        <w:t>من تبويب كل مرحلة، ولا تظهر إلا مواد مراحل مدرستك</w:t>
+      </w:r>
+      <w:r>
+        <w:rPr>
+          <w:rtl w:val="true"/>
         </w:rPr>
         <w:t xml:space="preserve">. </w:t>
       </w:r>
       <w:r>
         <w:rPr>
-          <w:rtl/>
+          <w:rtl w:val="true"/>
         </w:rPr>
         <w:t>ثم يثبّت وكيل شؤون الطلاب الفصول فيراها كل معلم</w:t>
       </w:r>
       <w:r>
         <w:rPr>
-          <w:rtl/>
-        </w:rPr>
-        <w:t>.</w:t>
+          <w:rtl w:val="true"/>
+        </w:rPr>
+        <w:t xml:space="preserve">. </w:t>
       </w:r>
     </w:p>
     <w:p>
@@ -521,146 +541,150 @@
           <w:tab w:val="left" w:pos="709" w:leader="none"/>
         </w:tabs>
         <w:bidi w:val="1"/>
-        <w:bidi/>
         <w:ind w:left="709" w:firstLine="992"/>
-        <w:jc w:val="left"/>
-        <w:rPr>
-          <w:rtl/>
-        </w:rPr>
-      </w:pPr>
-      <w:r>
-        <w:rPr>
-          <w:rtl/>
-        </w:rPr>
-        <w:t xml:space="preserve">تابع التقاريرمن </w:t>
-      </w:r>
-      <w:r>
-        <w:rPr>
-          <w:rtl/>
+        <w:jc w:val="right"/>
+        <w:rPr/>
+      </w:pPr>
+      <w:r>
+        <w:rPr>
+          <w:rStyle w:val="StrongEmphasis"/>
+          <w:rtl w:val="true"/>
+        </w:rPr>
+        <w:t>تابع التقارير</w:t>
+      </w:r>
+      <w:r>
+        <w:rPr>
+          <w:rtl w:val="true"/>
+        </w:rPr>
+        <w:t xml:space="preserve">من </w:t>
+      </w:r>
+      <w:r>
+        <w:rPr>
+          <w:rtl w:val="true"/>
         </w:rPr>
         <w:t>«</w:t>
       </w:r>
       <w:r>
         <w:rPr>
-          <w:rtl/>
+          <w:rtl w:val="true"/>
         </w:rPr>
         <w:t>مركز التقارير</w:t>
       </w:r>
       <w:r>
         <w:rPr>
-          <w:rtl/>
+          <w:rtl w:val="true"/>
         </w:rPr>
         <w:t xml:space="preserve">» </w:t>
       </w:r>
       <w:r>
         <w:rPr>
-          <w:rtl/>
+          <w:rtl w:val="true"/>
         </w:rPr>
         <w:t>و</w:t>
       </w:r>
       <w:r>
         <w:rPr>
-          <w:rtl/>
+          <w:rtl w:val="true"/>
         </w:rPr>
         <w:t>«</w:t>
       </w:r>
       <w:r>
         <w:rPr>
-          <w:rtl/>
+          <w:rtl w:val="true"/>
         </w:rPr>
         <w:t>التقارير التحليلية</w:t>
       </w:r>
       <w:r>
         <w:rPr>
-          <w:rtl/>
+          <w:rtl w:val="true"/>
         </w:rPr>
         <w:t xml:space="preserve">»: </w:t>
       </w:r>
       <w:r>
         <w:rPr>
-          <w:rtl/>
+          <w:rtl w:val="true"/>
         </w:rPr>
         <w:t>التحضير، الغياب والحرمان، المخالفات، وتفعيل المعلمين — كلها قابلة للطباعة بباركود</w:t>
       </w:r>
       <w:r>
         <w:rPr>
-          <w:rtl/>
+          <w:rtl w:val="true"/>
+        </w:rPr>
+        <w:t xml:space="preserve">. </w:t>
+      </w:r>
+    </w:p>
+    <w:p>
+      <w:pPr>
+        <w:pStyle w:val="TextBody"/>
+        <w:bidi w:val="1"/>
+        <w:jc w:val="right"/>
+        <w:rPr/>
+      </w:pPr>
+      <w:r>
+        <w:rPr>
+          <w:rStyle w:val="StrongEmphasis"/>
+          <w:rtl w:val="true"/>
+        </w:rPr>
+        <w:t>الترتيب مهم</w:t>
+      </w:r>
+      <w:r>
+        <w:rPr>
+          <w:rStyle w:val="StrongEmphasis"/>
+          <w:rtl w:val="true"/>
+        </w:rPr>
+        <w:t>:</w:t>
+      </w:r>
+      <w:r>
+        <w:rPr>
+          <w:rtl w:val="true"/>
+        </w:rPr>
+        <w:t xml:space="preserve"> </w:t>
+      </w:r>
+      <w:r>
+        <w:rPr>
+          <w:rtl w:val="true"/>
+        </w:rPr>
+        <w:t>المدرسة ← الحسابات ← المواد ← الفصول وتثبيت الوكيل ← الجدول وقاعدة الإغلاق</w:t>
+      </w:r>
+      <w:r>
+        <w:rPr>
+          <w:rtl w:val="true"/>
+        </w:rPr>
+        <w:t xml:space="preserve">. </w:t>
+      </w:r>
+      <w:r>
+        <w:rPr>
+          <w:rtl w:val="true"/>
+        </w:rPr>
+        <w:t>لا تنتقل لخطوة قبل إتمام التي قبلها</w:t>
+      </w:r>
+      <w:r>
+        <w:rPr>
+          <w:rtl w:val="true"/>
         </w:rPr>
         <w:t>.</w:t>
       </w:r>
     </w:p>
     <w:p>
       <w:pPr>
-        <w:pStyle w:val="TextBody"/>
-        <w:bidi w:val="1"/>
-        <w:bidi/>
-        <w:jc w:val="left"/>
-        <w:rPr>
-          <w:rtl/>
-        </w:rPr>
-      </w:pPr>
-      <w:r>
-        <w:rPr>
-          <w:rtl/>
-        </w:rPr>
-        <w:t>الترتيب مهم</w:t>
-      </w:r>
-      <w:r>
-        <w:rPr>
-          <w:rtl/>
-        </w:rPr>
-        <w:t xml:space="preserve">: </w:t>
-      </w:r>
-      <w:r>
-        <w:rPr>
-          <w:rtl/>
-        </w:rPr>
-        <w:t>المدرسة ← الحسابات ← المواد ← الفصول وتثبيت الوكيل ← الجدول وقاعدة الإغلاق</w:t>
-      </w:r>
-      <w:r>
-        <w:rPr>
-          <w:rtl/>
-        </w:rPr>
-        <w:t xml:space="preserve">. </w:t>
-      </w:r>
-      <w:r>
-        <w:rPr>
-          <w:rtl/>
-        </w:rPr>
-        <w:t>لا تنتقل لخطوة قبل إتمام التي قبلها</w:t>
-      </w:r>
-      <w:r>
-        <w:rPr>
-          <w:rtl/>
-        </w:rPr>
-        <w:t>.</w:t>
-      </w:r>
-    </w:p>
-    <w:p>
-      <w:pPr>
         <w:pStyle w:val="Heading2"/>
         <w:bidi w:val="1"/>
-        <w:bidi/>
-        <w:jc w:val="left"/>
-        <w:rPr>
-          <w:rtl/>
-        </w:rPr>
-      </w:pPr>
-      <w:r>
-        <w:rPr>
-          <w:rtl/>
-        </w:rPr>
+        <w:jc w:val="right"/>
+        <w:rPr/>
+      </w:pPr>
+      <w:r>
+        <w:rPr/>
         <w:t>2</w:t>
       </w:r>
       <w:r>
         <w:rPr>
-          <w:rtl/>
+          <w:rtl w:val="true"/>
         </w:rPr>
         <w:t xml:space="preserve"> </w:t>
       </w:r>
       <w:r>
         <w:rPr>
-          <w:rtl/>
+          <w:rtl w:val="true"/>
         </w:rPr>
         <w:t>اعتماد الحسابات خطوة بخطوة</w:t>
       </w:r>
@@ -677,49 +701,53 @@
           <w:tab w:val="left" w:pos="709" w:leader="none"/>
         </w:tabs>
         <w:bidi w:val="1"/>
-        <w:bidi/>
         <w:spacing w:before="0" w:after="0"/>
         <w:ind w:left="709" w:firstLine="992"/>
-        <w:jc w:val="left"/>
-        <w:rPr>
-          <w:rtl/>
-        </w:rPr>
-      </w:pPr>
-      <w:r>
-        <w:rPr>
-          <w:rtl/>
-        </w:rPr>
-        <w:t xml:space="preserve">يسجّل الموظف نفسهمن شاشة الدخول ← </w:t>
-      </w:r>
-      <w:r>
-        <w:rPr>
-          <w:rtl/>
+        <w:jc w:val="right"/>
+        <w:rPr/>
+      </w:pPr>
+      <w:r>
+        <w:rPr>
+          <w:rStyle w:val="StrongEmphasis"/>
+          <w:rtl w:val="true"/>
+        </w:rPr>
+        <w:t>يسجّل الموظف نفسه</w:t>
+      </w:r>
+      <w:r>
+        <w:rPr>
+          <w:rtl w:val="true"/>
+        </w:rPr>
+        <w:t xml:space="preserve">من شاشة الدخول ← </w:t>
+      </w:r>
+      <w:r>
+        <w:rPr>
+          <w:rtl w:val="true"/>
         </w:rPr>
         <w:t>«</w:t>
       </w:r>
       <w:r>
         <w:rPr>
-          <w:rtl/>
+          <w:rtl w:val="true"/>
         </w:rPr>
         <w:t>إنشاء حساب جديد</w:t>
       </w:r>
       <w:r>
         <w:rPr>
-          <w:rtl/>
+          <w:rtl w:val="true"/>
         </w:rPr>
         <w:t xml:space="preserve">»: </w:t>
       </w:r>
       <w:r>
         <w:rPr>
-          <w:rtl/>
+          <w:rtl w:val="true"/>
         </w:rPr>
         <w:t>الاسم واسم المستخدم والبريد والجوال والمدرسة والدور وكلمة المرور، ثم يقبل الشروط ويرسل الطلب</w:t>
       </w:r>
       <w:r>
         <w:rPr>
-          <w:rtl/>
-        </w:rPr>
-        <w:t>.</w:t>
+          <w:rtl w:val="true"/>
+        </w:rPr>
+        <w:t xml:space="preserve">. </w:t>
       </w:r>
     </w:p>
     <w:p>
@@ -734,73 +762,77 @@
           <w:tab w:val="left" w:pos="709" w:leader="none"/>
         </w:tabs>
         <w:bidi w:val="1"/>
-        <w:bidi/>
         <w:spacing w:before="0" w:after="0"/>
         <w:ind w:left="709" w:firstLine="992"/>
-        <w:jc w:val="left"/>
-        <w:rPr>
-          <w:rtl/>
-        </w:rPr>
-      </w:pPr>
-      <w:r>
-        <w:rPr>
-          <w:rtl/>
-        </w:rPr>
-        <w:t xml:space="preserve">يظهر الطلب في لوحة المديرإمّا في بطاقة </w:t>
-      </w:r>
-      <w:r>
-        <w:rPr>
-          <w:rtl/>
+        <w:jc w:val="right"/>
+        <w:rPr/>
+      </w:pPr>
+      <w:r>
+        <w:rPr>
+          <w:rStyle w:val="StrongEmphasis"/>
+          <w:rtl w:val="true"/>
+        </w:rPr>
+        <w:t>يظهر الطلب في لوحة المدير</w:t>
+      </w:r>
+      <w:r>
+        <w:rPr>
+          <w:rtl w:val="true"/>
+        </w:rPr>
+        <w:t xml:space="preserve">إمّا في بطاقة </w:t>
+      </w:r>
+      <w:r>
+        <w:rPr>
+          <w:rtl w:val="true"/>
         </w:rPr>
         <w:t>«</w:t>
       </w:r>
       <w:r>
         <w:rPr>
-          <w:rtl/>
+          <w:rtl w:val="true"/>
         </w:rPr>
         <w:t>بانتظار الاعتماد</w:t>
       </w:r>
       <w:r>
         <w:rPr>
-          <w:rtl/>
+          <w:rtl w:val="true"/>
         </w:rPr>
         <w:t xml:space="preserve">» </w:t>
       </w:r>
       <w:r>
         <w:rPr>
-          <w:rtl/>
+          <w:rtl w:val="true"/>
         </w:rPr>
         <w:t xml:space="preserve">على لوحة البداية، أو في </w:t>
       </w:r>
       <w:r>
         <w:rPr>
-          <w:rtl/>
+          <w:rtl w:val="true"/>
         </w:rPr>
         <w:t>«</w:t>
       </w:r>
       <w:r>
         <w:rPr>
-          <w:rtl/>
+          <w:rtl w:val="true"/>
         </w:rPr>
         <w:t>إدارة الحسابات ← طلبات الاعتماد</w:t>
       </w:r>
       <w:r>
         <w:rPr>
-          <w:rtl/>
+          <w:rtl w:val="true"/>
         </w:rPr>
         <w:t xml:space="preserve">» </w:t>
       </w:r>
       <w:r>
         <w:rPr>
-          <w:rtl/>
+          <w:rtl w:val="true"/>
         </w:rPr>
         <w:t>مع عدّاد بعددها</w:t>
       </w:r>
       <w:r>
         <w:rPr>
-          <w:rtl/>
-        </w:rPr>
-        <w:t>.</w:t>
+          <w:rtl w:val="true"/>
+        </w:rPr>
+        <w:t xml:space="preserve">. </w:t>
       </w:r>
     </w:p>
     <w:p>
@@ -815,109 +847,120 @@
           <w:tab w:val="left" w:pos="709" w:leader="none"/>
         </w:tabs>
         <w:bidi w:val="1"/>
-        <w:bidi/>
         <w:spacing w:before="0" w:after="0"/>
         <w:ind w:left="709" w:firstLine="992"/>
-        <w:jc w:val="left"/>
-        <w:rPr>
-          <w:rtl/>
-        </w:rPr>
-      </w:pPr>
-      <w:r>
-        <w:rPr>
-          <w:rtl/>
+        <w:jc w:val="right"/>
+        <w:rPr/>
+      </w:pPr>
+      <w:r>
+        <w:rPr>
+          <w:rStyle w:val="StrongEmphasis"/>
+          <w:rtl w:val="true"/>
         </w:rPr>
         <w:t xml:space="preserve">اضغط </w:t>
       </w:r>
       <w:r>
         <w:rPr>
-          <w:rtl/>
+          <w:rStyle w:val="StrongEmphasis"/>
+          <w:rtl w:val="true"/>
         </w:rPr>
         <w:t>«</w:t>
       </w:r>
       <w:r>
         <w:rPr>
-          <w:rtl/>
+          <w:rStyle w:val="StrongEmphasis"/>
+          <w:rtl w:val="true"/>
         </w:rPr>
         <w:t>اعتماد</w:t>
       </w:r>
       <w:r>
         <w:rPr>
-          <w:rtl/>
+          <w:rStyle w:val="StrongEmphasis"/>
+          <w:rtl w:val="true"/>
         </w:rPr>
         <w:t xml:space="preserve">» </w:t>
       </w:r>
       <w:r>
         <w:rPr>
-          <w:rtl/>
+          <w:rStyle w:val="StrongEmphasis"/>
+          <w:rtl w:val="true"/>
         </w:rPr>
         <w:t xml:space="preserve">أو </w:t>
       </w:r>
       <w:r>
         <w:rPr>
-          <w:rtl/>
+          <w:rStyle w:val="StrongEmphasis"/>
+          <w:rtl w:val="true"/>
         </w:rPr>
         <w:t>«</w:t>
       </w:r>
       <w:r>
         <w:rPr>
-          <w:rtl/>
+          <w:rStyle w:val="StrongEmphasis"/>
+          <w:rtl w:val="true"/>
         </w:rPr>
         <w:t>رفض</w:t>
       </w:r>
       <w:r>
         <w:rPr>
-          <w:rtl/>
-        </w:rPr>
-        <w:t>»«</w:t>
-      </w:r>
-      <w:r>
-        <w:rPr>
-          <w:rtl/>
+          <w:rStyle w:val="StrongEmphasis"/>
+          <w:rtl w:val="true"/>
+        </w:rPr>
+        <w:t>»</w:t>
+      </w:r>
+      <w:r>
+        <w:rPr>
+          <w:rtl w:val="true"/>
+        </w:rPr>
+        <w:t>«</w:t>
+      </w:r>
+      <w:r>
+        <w:rPr>
+          <w:rtl w:val="true"/>
         </w:rPr>
         <w:t>اعتماد</w:t>
       </w:r>
       <w:r>
         <w:rPr>
-          <w:rtl/>
+          <w:rtl w:val="true"/>
         </w:rPr>
         <w:t xml:space="preserve">» </w:t>
       </w:r>
       <w:r>
         <w:rPr>
-          <w:rtl/>
+          <w:rtl w:val="true"/>
         </w:rPr>
         <w:t>يجعل الحساب نشطًا، و</w:t>
       </w:r>
       <w:r>
         <w:rPr>
-          <w:rtl/>
+          <w:rtl w:val="true"/>
         </w:rPr>
         <w:t>«</w:t>
       </w:r>
       <w:r>
         <w:rPr>
-          <w:rtl/>
+          <w:rtl w:val="true"/>
         </w:rPr>
         <w:t>رفض</w:t>
       </w:r>
       <w:r>
         <w:rPr>
-          <w:rtl/>
+          <w:rtl w:val="true"/>
         </w:rPr>
         <w:t xml:space="preserve">» </w:t>
       </w:r>
       <w:r>
         <w:rPr>
-          <w:rtl/>
+          <w:rtl w:val="true"/>
         </w:rPr>
         <w:t>يحذف الطلب نهائيًا بعد تأكيد</w:t>
       </w:r>
       <w:r>
         <w:rPr>
-          <w:rtl/>
-        </w:rPr>
-        <w:t>.</w:t>
+          <w:rtl w:val="true"/>
+        </w:rPr>
+        <w:t xml:space="preserve">. </w:t>
       </w:r>
     </w:p>
     <w:p>
@@ -932,37 +975,41 @@
           <w:tab w:val="left" w:pos="709" w:leader="none"/>
         </w:tabs>
         <w:bidi w:val="1"/>
-        <w:bidi/>
         <w:spacing w:before="0" w:after="0"/>
         <w:ind w:left="709" w:firstLine="992"/>
-        <w:jc w:val="left"/>
-        <w:rPr>
-          <w:rtl/>
-        </w:rPr>
-      </w:pPr>
-      <w:r>
-        <w:rPr>
-          <w:rtl/>
-        </w:rPr>
-        <w:t>ماذا يتغيّر بعد الاعتماديصبح الحساب نشطًا ويمكنه الدخول فورًا، ويصله إشعار</w:t>
-      </w:r>
-      <w:r>
-        <w:rPr>
-          <w:rtl/>
+        <w:jc w:val="right"/>
+        <w:rPr/>
+      </w:pPr>
+      <w:r>
+        <w:rPr>
+          <w:rStyle w:val="StrongEmphasis"/>
+          <w:rtl w:val="true"/>
+        </w:rPr>
+        <w:t>ماذا يتغيّر بعد الاعتماد</w:t>
+      </w:r>
+      <w:r>
+        <w:rPr>
+          <w:rtl w:val="true"/>
+        </w:rPr>
+        <w:t>يصبح الحساب نشطًا ويمكنه الدخول فورًا، ويصله إشعار</w:t>
+      </w:r>
+      <w:r>
+        <w:rPr>
+          <w:rtl w:val="true"/>
         </w:rPr>
         <w:t>/</w:t>
       </w:r>
       <w:r>
         <w:rPr>
-          <w:rtl/>
+          <w:rtl w:val="true"/>
         </w:rPr>
         <w:t>رسالة بالتفعيل، ويظهر دوره في القائمة الجانبية عند دخوله</w:t>
       </w:r>
       <w:r>
         <w:rPr>
-          <w:rtl/>
-        </w:rPr>
-        <w:t>.</w:t>
+          <w:rtl w:val="true"/>
+        </w:rPr>
+        <w:t xml:space="preserve">. </w:t>
       </w:r>
     </w:p>
     <w:p>
@@ -977,69 +1024,156 @@
           <w:tab w:val="left" w:pos="709" w:leader="none"/>
         </w:tabs>
         <w:bidi w:val="1"/>
-        <w:bidi/>
         <w:ind w:left="709" w:firstLine="992"/>
-        <w:jc w:val="left"/>
-        <w:rPr>
-          <w:rtl/>
-        </w:rPr>
-      </w:pPr>
-      <w:r>
-        <w:rPr>
-          <w:rtl/>
-        </w:rPr>
-        <w:t>الطالب يُفعَّل فورًا بلا اعتمادحساب الطالب يُنشأ نشطًا مباشرة؛ ويمكن للوكيل أو المدير إيقافه</w:t>
-      </w:r>
-      <w:r>
-        <w:rPr>
-          <w:rtl/>
+        <w:jc w:val="right"/>
+        <w:rPr/>
+      </w:pPr>
+      <w:r>
+        <w:rPr>
+          <w:rStyle w:val="StrongEmphasis"/>
+          <w:rtl w:val="true"/>
+        </w:rPr>
+        <w:t>الطالب يُفعَّل فورًا بلا اعتماد</w:t>
+      </w:r>
+      <w:r>
+        <w:rPr>
+          <w:rtl w:val="true"/>
+        </w:rPr>
+        <w:t>حساب الطالب يُنشأ نشطًا مباشرة؛ ويمكن للوكيل أو المدير إيقافه</w:t>
+      </w:r>
+      <w:r>
+        <w:rPr>
+          <w:rtl w:val="true"/>
         </w:rPr>
         <w:t>/</w:t>
       </w:r>
       <w:r>
         <w:rPr>
-          <w:rtl/>
+          <w:rtl w:val="true"/>
         </w:rPr>
         <w:t xml:space="preserve">تفعيله لاحقًا من </w:t>
       </w:r>
       <w:r>
         <w:rPr>
-          <w:rtl/>
+          <w:rtl w:val="true"/>
         </w:rPr>
         <w:t>«</w:t>
       </w:r>
       <w:r>
         <w:rPr>
-          <w:rtl/>
+          <w:rtl w:val="true"/>
         </w:rPr>
         <w:t>إدارة الحسابات</w:t>
       </w:r>
       <w:r>
         <w:rPr>
-          <w:rtl/>
-        </w:rPr>
-        <w:t>».</w:t>
+          <w:rtl w:val="true"/>
+        </w:rPr>
+        <w:t xml:space="preserve">». </w:t>
       </w:r>
     </w:p>
     <w:p>
       <w:pPr>
         <w:pStyle w:val="TextBody"/>
         <w:bidi w:val="1"/>
-        <w:bidi/>
-        <w:jc w:val="left"/>
-        <w:rPr>
-          <w:rtl/>
-        </w:rPr>
-      </w:pPr>
-      <w:r>
-        <w:rPr>
-          <w:rtl/>
-        </w:rPr>
-        <w:t>مسار اعتماد الحساب — من تسجيل الموظف حتى تفعيل حسابه</w:t>
-      </w:r>
-      <w:r>
-        <w:rPr>
-          <w:rtl/>
+        <w:spacing w:before="120" w:after="120"/>
+        <w:ind w:left="120" w:right="120" w:hanging="0"/>
+        <w:jc w:val="right"/>
+        <w:rPr>
+          <w:bdr w:val="single" w:sz="2" w:space="6" w:color="000000"/>
+          <w:shd w:fill="FCFBF7" w:val="clear"/>
+        </w:rPr>
+      </w:pPr>
+      <w:r>
+        <w:rPr>
+          <w:bdr w:val="single" w:sz="2" w:space="6" w:color="000000"/>
+          <w:shd w:fill="FCFBF7" w:val="clear"/>
+          <w:rtl w:val="true"/>
+        </w:rPr>
+        <w:t xml:space="preserve">الموظف يسجّل بنفسه من المنصة بانتظار الاعتماد لوحة المدير اعتماد </w:t>
+      </w:r>
+      <w:r>
+        <w:rPr>
+          <w:bdr w:val="single" w:sz="2" w:space="6" w:color="000000"/>
+          <w:shd w:fill="FCFBF7" w:val="clear"/>
+          <w:rtl w:val="true"/>
+        </w:rPr>
+        <w:t xml:space="preserve">/ </w:t>
+      </w:r>
+      <w:r>
+        <w:rPr>
+          <w:bdr w:val="single" w:sz="2" w:space="6" w:color="000000"/>
+          <w:shd w:fill="FCFBF7" w:val="clear"/>
+          <w:rtl w:val="true"/>
+        </w:rPr>
+        <w:t xml:space="preserve">رفض قرار المدير حساب نشط </w:t>
+      </w:r>
+      <w:r>
+        <w:rPr>
+          <w:bdr w:val="single" w:sz="2" w:space="6" w:color="000000"/>
+          <w:shd w:fill="FCFBF7" w:val="clear"/>
+          <w:rtl w:val="true"/>
+        </w:rPr>
+        <w:t xml:space="preserve">+ </w:t>
+      </w:r>
+      <w:r>
+        <w:rPr>
+          <w:bdr w:val="single" w:sz="2" w:space="6" w:color="000000"/>
+          <w:shd w:fill="FCFBF7" w:val="clear"/>
+          <w:rtl w:val="true"/>
+        </w:rPr>
+        <w:t>إشعار يمكنه الدخول الاستثناء</w:t>
+      </w:r>
+      <w:r>
+        <w:rPr>
+          <w:bdr w:val="single" w:sz="2" w:space="6" w:color="000000"/>
+          <w:shd w:fill="FCFBF7" w:val="clear"/>
+          <w:rtl w:val="true"/>
+        </w:rPr>
+        <w:t xml:space="preserve">: </w:t>
+      </w:r>
+      <w:r>
+        <w:rPr>
+          <w:bdr w:val="single" w:sz="2" w:space="6" w:color="000000"/>
+          <w:shd w:fill="FCFBF7" w:val="clear"/>
+          <w:rtl w:val="true"/>
+        </w:rPr>
+        <w:t xml:space="preserve">حساب الطالب يُفعَّل مباشرة بلا اعتماد </w:t>
+      </w:r>
+    </w:p>
+    <w:p>
+      <w:pPr>
+        <w:pStyle w:val="TextBody"/>
+        <w:bidi w:val="1"/>
+        <w:spacing w:before="120" w:after="120"/>
+        <w:jc w:val="right"/>
+        <w:rPr>
+          <w:bdr w:val="single" w:sz="2" w:space="6" w:color="000000"/>
+          <w:shd w:fill="FCFBF7" w:val="clear"/>
+        </w:rPr>
+      </w:pPr>
+      <w:r>
+        <w:rPr>
+          <w:bCs/>
+          <w:bdr w:val="single" w:sz="2" w:space="6" w:color="000000"/>
+          <w:shd w:fill="FCFBF7" w:val="clear"/>
+          <w:rtl w:val="true"/>
+        </w:rPr>
+        <w:t>مسار اعتماد الحساب</w:t>
+      </w:r>
+      <w:r>
+        <w:rPr>
+          <w:bdr w:val="single" w:sz="2" w:space="6" w:color="000000"/>
+          <w:shd w:fill="FCFBF7" w:val="clear"/>
+          <w:rtl w:val="true"/>
+        </w:rPr>
+        <w:t xml:space="preserve"> — من تسجيل الموظف حتى تفعيل حسابه</w:t>
+      </w:r>
+      <w:r>
+        <w:rPr>
+          <w:bdr w:val="single" w:sz="2" w:space="6" w:color="000000"/>
+          <w:shd w:fill="FCFBF7" w:val="clear"/>
+          <w:rtl w:val="true"/>
         </w:rPr>
         <w:t>.</w:t>
       </w:r>
@@ -1048,15 +1182,17 @@
       <w:pPr>
         <w:pStyle w:val="Heading3"/>
         <w:bidi w:val="1"/>
-        <w:bidi/>
-        <w:jc w:val="left"/>
-        <w:rPr>
-          <w:rtl/>
-        </w:rPr>
-      </w:pPr>
-      <w:r>
-        <w:rPr>
-          <w:rtl/>
+        <w:jc w:val="right"/>
+        <w:rPr>
+          <w:bdr w:val="single" w:sz="2" w:space="8" w:color="000000"/>
+          <w:shd w:fill="FCFBF7" w:val="clear"/>
+        </w:rPr>
+      </w:pPr>
+      <w:r>
+        <w:rPr>
+          <w:bdr w:val="single" w:sz="2" w:space="8" w:color="000000"/>
+          <w:shd w:fill="FCFBF7" w:val="clear"/>
+          <w:rtl w:val="true"/>
         </w:rPr>
         <w:t>أين يجد الطلب</w:t>
       </w:r>
@@ -1073,49 +1209,61 @@
           <w:tab w:val="left" w:pos="709" w:leader="none"/>
         </w:tabs>
         <w:bidi w:val="1"/>
-        <w:bidi/>
         <w:spacing w:before="0" w:after="0"/>
         <w:ind w:left="709" w:firstLine="992"/>
-        <w:jc w:val="left"/>
-        <w:rPr>
-          <w:rtl/>
-        </w:rPr>
-      </w:pPr>
-      <w:r>
-        <w:rPr>
-          <w:rtl/>
+        <w:jc w:val="right"/>
+        <w:rPr>
+          <w:bdr w:val="single" w:sz="2" w:space="8" w:color="000000"/>
+          <w:shd w:fill="FCFBF7" w:val="clear"/>
+        </w:rPr>
+      </w:pPr>
+      <w:r>
+        <w:rPr>
+          <w:bdr w:val="single" w:sz="2" w:space="8" w:color="000000"/>
+          <w:shd w:fill="FCFBF7" w:val="clear"/>
+          <w:rtl w:val="true"/>
         </w:rPr>
         <w:t xml:space="preserve">بطاقة </w:t>
       </w:r>
       <w:r>
         <w:rPr>
-          <w:rtl/>
+          <w:bdr w:val="single" w:sz="2" w:space="8" w:color="000000"/>
+          <w:shd w:fill="FCFBF7" w:val="clear"/>
+          <w:rtl w:val="true"/>
         </w:rPr>
         <w:t>«</w:t>
       </w:r>
       <w:r>
         <w:rPr>
-          <w:rtl/>
+          <w:bdr w:val="single" w:sz="2" w:space="8" w:color="000000"/>
+          <w:shd w:fill="FCFBF7" w:val="clear"/>
+          <w:rtl w:val="true"/>
         </w:rPr>
         <w:t>بانتظار الاعتماد</w:t>
       </w:r>
       <w:r>
         <w:rPr>
-          <w:rtl/>
+          <w:bdr w:val="single" w:sz="2" w:space="8" w:color="000000"/>
+          <w:shd w:fill="FCFBF7" w:val="clear"/>
+          <w:rtl w:val="true"/>
         </w:rPr>
         <w:t xml:space="preserve">» </w:t>
       </w:r>
       <w:r>
         <w:rPr>
-          <w:rtl/>
+          <w:bdr w:val="single" w:sz="2" w:space="8" w:color="000000"/>
+          <w:shd w:fill="FCFBF7" w:val="clear"/>
+          <w:rtl w:val="true"/>
         </w:rPr>
         <w:t>في لوحة البداية</w:t>
       </w:r>
       <w:r>
         <w:rPr>
-          <w:rtl/>
-        </w:rPr>
-        <w:t>.</w:t>
+          <w:bdr w:val="single" w:sz="2" w:space="8" w:color="000000"/>
+          <w:shd w:fill="FCFBF7" w:val="clear"/>
+          <w:rtl w:val="true"/>
+        </w:rPr>
+        <w:t xml:space="preserve">. </w:t>
       </w:r>
     </w:p>
     <w:p>
@@ -1130,37 +1278,45 @@
           <w:tab w:val="left" w:pos="709" w:leader="none"/>
         </w:tabs>
         <w:bidi w:val="1"/>
-        <w:bidi/>
         <w:spacing w:before="0" w:after="0"/>
         <w:ind w:left="709" w:firstLine="992"/>
-        <w:jc w:val="left"/>
-        <w:rPr>
-          <w:rtl/>
-        </w:rPr>
-      </w:pPr>
-      <w:r>
-        <w:rPr>
-          <w:rtl/>
+        <w:jc w:val="right"/>
+        <w:rPr>
+          <w:bdr w:val="single" w:sz="2" w:space="8" w:color="000000"/>
+          <w:shd w:fill="FCFBF7" w:val="clear"/>
+        </w:rPr>
+      </w:pPr>
+      <w:r>
+        <w:rPr>
+          <w:bdr w:val="single" w:sz="2" w:space="8" w:color="000000"/>
+          <w:shd w:fill="FCFBF7" w:val="clear"/>
+          <w:rtl w:val="true"/>
         </w:rPr>
         <w:t xml:space="preserve">أو </w:t>
       </w:r>
       <w:r>
         <w:rPr>
-          <w:rtl/>
+          <w:bdr w:val="single" w:sz="2" w:space="8" w:color="000000"/>
+          <w:shd w:fill="FCFBF7" w:val="clear"/>
+          <w:rtl w:val="true"/>
         </w:rPr>
         <w:t>«</w:t>
       </w:r>
       <w:r>
         <w:rPr>
-          <w:rtl/>
+          <w:bdr w:val="single" w:sz="2" w:space="8" w:color="000000"/>
+          <w:shd w:fill="FCFBF7" w:val="clear"/>
+          <w:rtl w:val="true"/>
         </w:rPr>
         <w:t>إدارة الحسابات ← طلبات الاعتماد</w:t>
       </w:r>
       <w:r>
         <w:rPr>
-          <w:rtl/>
-        </w:rPr>
-        <w:t>».</w:t>
+          <w:bdr w:val="single" w:sz="2" w:space="8" w:color="000000"/>
+          <w:shd w:fill="FCFBF7" w:val="clear"/>
+          <w:rtl w:val="true"/>
+        </w:rPr>
+        <w:t xml:space="preserve">». </w:t>
       </w:r>
     </w:p>
     <w:p>
@@ -1175,39 +1331,45 @@
           <w:tab w:val="left" w:pos="709" w:leader="none"/>
         </w:tabs>
         <w:bidi w:val="1"/>
-        <w:bidi/>
         <w:ind w:left="709" w:firstLine="992"/>
-        <w:jc w:val="left"/>
-        <w:rPr>
-          <w:rtl/>
-        </w:rPr>
-      </w:pPr>
-      <w:r>
-        <w:rPr>
-          <w:rtl/>
+        <w:jc w:val="right"/>
+        <w:rPr>
+          <w:bdr w:val="single" w:sz="2" w:space="8" w:color="000000"/>
+          <w:shd w:fill="FCFBF7" w:val="clear"/>
+        </w:rPr>
+      </w:pPr>
+      <w:r>
+        <w:rPr>
+          <w:bdr w:val="single" w:sz="2" w:space="8" w:color="000000"/>
+          <w:shd w:fill="FCFBF7" w:val="clear"/>
+          <w:rtl w:val="true"/>
         </w:rPr>
         <w:t>ويصل إشعار إلى المدير والوكيل عند كل طلب</w:t>
       </w:r>
       <w:r>
         <w:rPr>
-          <w:rtl/>
-        </w:rPr>
-        <w:t>.</w:t>
+          <w:bdr w:val="single" w:sz="2" w:space="8" w:color="000000"/>
+          <w:shd w:fill="FCFBF7" w:val="clear"/>
+          <w:rtl w:val="true"/>
+        </w:rPr>
+        <w:t xml:space="preserve">. </w:t>
       </w:r>
     </w:p>
     <w:p>
       <w:pPr>
         <w:pStyle w:val="Heading3"/>
         <w:bidi w:val="1"/>
-        <w:bidi/>
-        <w:jc w:val="left"/>
-        <w:rPr>
-          <w:rtl/>
-        </w:rPr>
-      </w:pPr>
-      <w:r>
-        <w:rPr>
-          <w:rtl/>
+        <w:jc w:val="right"/>
+        <w:rPr>
+          <w:bdr w:val="single" w:sz="2" w:space="8" w:color="000000"/>
+          <w:shd w:fill="FCFBF7" w:val="clear"/>
+        </w:rPr>
+      </w:pPr>
+      <w:r>
+        <w:rPr>
+          <w:bdr w:val="single" w:sz="2" w:space="8" w:color="000000"/>
+          <w:shd w:fill="FCFBF7" w:val="clear"/>
+          <w:rtl w:val="true"/>
         </w:rPr>
         <w:t>بعد القرار</w:t>
       </w:r>
@@ -1224,37 +1386,45 @@
           <w:tab w:val="left" w:pos="709" w:leader="none"/>
         </w:tabs>
         <w:bidi w:val="1"/>
-        <w:bidi/>
         <w:spacing w:before="0" w:after="0"/>
         <w:ind w:left="709" w:firstLine="992"/>
-        <w:jc w:val="left"/>
-        <w:rPr>
-          <w:rtl/>
-        </w:rPr>
-      </w:pPr>
-      <w:r>
-        <w:rPr>
-          <w:rtl/>
+        <w:jc w:val="right"/>
+        <w:rPr>
+          <w:bdr w:val="single" w:sz="2" w:space="8" w:color="000000"/>
+          <w:shd w:fill="FCFBF7" w:val="clear"/>
+        </w:rPr>
+      </w:pPr>
+      <w:r>
+        <w:rPr>
+          <w:bdr w:val="single" w:sz="2" w:space="8" w:color="000000"/>
+          <w:shd w:fill="FCFBF7" w:val="clear"/>
+          <w:rtl w:val="true"/>
         </w:rPr>
         <w:t>اعتماد</w:t>
       </w:r>
       <w:r>
         <w:rPr>
-          <w:rtl/>
+          <w:bdr w:val="single" w:sz="2" w:space="8" w:color="000000"/>
+          <w:shd w:fill="FCFBF7" w:val="clear"/>
+          <w:rtl w:val="true"/>
         </w:rPr>
         <w:t xml:space="preserve">: </w:t>
       </w:r>
       <w:r>
         <w:rPr>
-          <w:rtl/>
+          <w:bdr w:val="single" w:sz="2" w:space="8" w:color="000000"/>
+          <w:shd w:fill="FCFBF7" w:val="clear"/>
+          <w:rtl w:val="true"/>
         </w:rPr>
         <w:t>الحساب نشط ويدخل فورًا</w:t>
       </w:r>
       <w:r>
         <w:rPr>
-          <w:rtl/>
-        </w:rPr>
-        <w:t>.</w:t>
+          <w:bdr w:val="single" w:sz="2" w:space="8" w:color="000000"/>
+          <w:shd w:fill="FCFBF7" w:val="clear"/>
+          <w:rtl w:val="true"/>
+        </w:rPr>
+        <w:t xml:space="preserve">. </w:t>
       </w:r>
     </w:p>
     <w:p>
@@ -1269,37 +1439,45 @@
           <w:tab w:val="left" w:pos="709" w:leader="none"/>
         </w:tabs>
         <w:bidi w:val="1"/>
-        <w:bidi/>
         <w:spacing w:before="0" w:after="0"/>
         <w:ind w:left="709" w:firstLine="992"/>
-        <w:jc w:val="left"/>
-        <w:rPr>
-          <w:rtl/>
-        </w:rPr>
-      </w:pPr>
-      <w:r>
-        <w:rPr>
-          <w:rtl/>
+        <w:jc w:val="right"/>
+        <w:rPr>
+          <w:bdr w:val="single" w:sz="2" w:space="8" w:color="000000"/>
+          <w:shd w:fill="FCFBF7" w:val="clear"/>
+        </w:rPr>
+      </w:pPr>
+      <w:r>
+        <w:rPr>
+          <w:bdr w:val="single" w:sz="2" w:space="8" w:color="000000"/>
+          <w:shd w:fill="FCFBF7" w:val="clear"/>
+          <w:rtl w:val="true"/>
         </w:rPr>
         <w:t>رفض</w:t>
       </w:r>
       <w:r>
         <w:rPr>
-          <w:rtl/>
+          <w:bdr w:val="single" w:sz="2" w:space="8" w:color="000000"/>
+          <w:shd w:fill="FCFBF7" w:val="clear"/>
+          <w:rtl w:val="true"/>
         </w:rPr>
         <w:t xml:space="preserve">: </w:t>
       </w:r>
       <w:r>
         <w:rPr>
-          <w:rtl/>
+          <w:bdr w:val="single" w:sz="2" w:space="8" w:color="000000"/>
+          <w:shd w:fill="FCFBF7" w:val="clear"/>
+          <w:rtl w:val="true"/>
         </w:rPr>
         <w:t>يُحذف الطلب بعد تأكيدك</w:t>
       </w:r>
       <w:r>
         <w:rPr>
-          <w:rtl/>
-        </w:rPr>
-        <w:t>.</w:t>
+          <w:bdr w:val="single" w:sz="2" w:space="8" w:color="000000"/>
+          <w:shd w:fill="FCFBF7" w:val="clear"/>
+          <w:rtl w:val="true"/>
+        </w:rPr>
+        <w:t xml:space="preserve">. </w:t>
       </w:r>
     </w:p>
     <w:p>
@@ -1314,75 +1492,78 @@
           <w:tab w:val="left" w:pos="709" w:leader="none"/>
         </w:tabs>
         <w:bidi w:val="1"/>
-        <w:bidi/>
         <w:ind w:left="709" w:firstLine="992"/>
-        <w:jc w:val="left"/>
-        <w:rPr>
-          <w:rtl/>
-        </w:rPr>
-      </w:pPr>
-      <w:r>
-        <w:rPr>
-          <w:rtl/>
+        <w:jc w:val="right"/>
+        <w:rPr>
+          <w:bdr w:val="single" w:sz="2" w:space="8" w:color="000000"/>
+          <w:shd w:fill="FCFBF7" w:val="clear"/>
+        </w:rPr>
+      </w:pPr>
+      <w:r>
+        <w:rPr>
+          <w:bdr w:val="single" w:sz="2" w:space="8" w:color="000000"/>
+          <w:shd w:fill="FCFBF7" w:val="clear"/>
+          <w:rtl w:val="true"/>
         </w:rPr>
         <w:t>الطالب</w:t>
       </w:r>
       <w:r>
         <w:rPr>
-          <w:rtl/>
+          <w:bdr w:val="single" w:sz="2" w:space="8" w:color="000000"/>
+          <w:shd w:fill="FCFBF7" w:val="clear"/>
+          <w:rtl w:val="true"/>
         </w:rPr>
         <w:t xml:space="preserve">: </w:t>
       </w:r>
       <w:r>
         <w:rPr>
-          <w:rtl/>
+          <w:bdr w:val="single" w:sz="2" w:space="8" w:color="000000"/>
+          <w:shd w:fill="FCFBF7" w:val="clear"/>
+          <w:rtl w:val="true"/>
         </w:rPr>
         <w:t>نشط منذ لحظة التسجيل</w:t>
       </w:r>
       <w:r>
         <w:rPr>
-          <w:rtl/>
-        </w:rPr>
-        <w:t>.</w:t>
+          <w:bdr w:val="single" w:sz="2" w:space="8" w:color="000000"/>
+          <w:shd w:fill="FCFBF7" w:val="clear"/>
+          <w:rtl w:val="true"/>
+        </w:rPr>
+        <w:t xml:space="preserve">. </w:t>
       </w:r>
     </w:p>
     <w:p>
       <w:pPr>
         <w:pStyle w:val="Heading2"/>
         <w:bidi w:val="1"/>
-        <w:bidi/>
-        <w:jc w:val="left"/>
-        <w:rPr>
-          <w:rtl/>
-        </w:rPr>
-      </w:pPr>
-      <w:r>
-        <w:rPr>
-          <w:rtl/>
-        </w:rPr>
+        <w:jc w:val="right"/>
+        <w:rPr/>
+      </w:pPr>
+      <w:r>
+        <w:rPr/>
         <w:t>3</w:t>
       </w:r>
       <w:r>
         <w:rPr>
-          <w:rtl/>
+          <w:rtl w:val="true"/>
         </w:rPr>
         <w:t xml:space="preserve"> </w:t>
       </w:r>
       <w:r>
         <w:rPr>
-          <w:rtl/>
+          <w:rtl w:val="true"/>
         </w:rPr>
         <w:t>إيقاف</w:t>
       </w:r>
       <w:r>
         <w:rPr>
-          <w:rtl/>
+          <w:rtl w:val="true"/>
         </w:rPr>
         <w:t>/</w:t>
       </w:r>
       <w:r>
         <w:rPr>
-          <w:rtl/>
+          <w:rtl w:val="true"/>
         </w:rPr>
         <w:t>تفعيل حسابات الطلاب جماعيًا</w:t>
       </w:r>
@@ -1399,97 +1580,98 @@
           <w:tab w:val="left" w:pos="709" w:leader="none"/>
         </w:tabs>
         <w:bidi w:val="1"/>
-        <w:bidi/>
         <w:spacing w:before="0" w:after="0"/>
         <w:ind w:left="709" w:firstLine="992"/>
-        <w:jc w:val="left"/>
-        <w:rPr>
-          <w:rtl/>
-        </w:rPr>
-      </w:pPr>
-      <w:r>
-        <w:rPr>
-          <w:rtl/>
+        <w:jc w:val="right"/>
+        <w:rPr/>
+      </w:pPr>
+      <w:r>
+        <w:rPr>
+          <w:rStyle w:val="StrongEmphasis"/>
+          <w:rtl w:val="true"/>
         </w:rPr>
         <w:t xml:space="preserve">افتح </w:t>
       </w:r>
       <w:r>
         <w:rPr>
-          <w:rtl/>
+          <w:rStyle w:val="StrongEmphasis"/>
+          <w:rtl w:val="true"/>
         </w:rPr>
         <w:t>«</w:t>
       </w:r>
       <w:r>
         <w:rPr>
-          <w:rtl/>
+          <w:rStyle w:val="StrongEmphasis"/>
+          <w:rtl w:val="true"/>
         </w:rPr>
         <w:t>إدارة الحسابات ← حسابات الطلاب</w:t>
       </w:r>
       <w:r>
         <w:rPr>
-          <w:rtl/>
+          <w:rStyle w:val="StrongEmphasis"/>
+          <w:rtl w:val="true"/>
         </w:rPr>
         <w:t>»</w:t>
       </w:r>
       <w:r>
         <w:rPr>
-          <w:rtl/>
+          <w:rtl w:val="true"/>
         </w:rPr>
         <w:t>تلخّص البطاقات</w:t>
       </w:r>
       <w:r>
         <w:rPr>
-          <w:rtl/>
+          <w:rtl w:val="true"/>
         </w:rPr>
         <w:t xml:space="preserve">: </w:t>
       </w:r>
       <w:r>
         <w:rPr>
-          <w:rtl/>
+          <w:rtl w:val="true"/>
         </w:rPr>
         <w:t xml:space="preserve">إجمالي الحسابات </w:t>
       </w:r>
       <w:r>
         <w:rPr>
-          <w:rtl/>
+          <w:rtl w:val="true"/>
         </w:rPr>
         <w:t xml:space="preserve">· </w:t>
       </w:r>
       <w:r>
         <w:rPr>
-          <w:rtl/>
+          <w:rtl w:val="true"/>
         </w:rPr>
         <w:t xml:space="preserve">حسابات الطلاب </w:t>
       </w:r>
       <w:r>
         <w:rPr>
-          <w:rtl/>
+          <w:rtl w:val="true"/>
         </w:rPr>
         <w:t xml:space="preserve">· </w:t>
       </w:r>
       <w:r>
         <w:rPr>
-          <w:rtl/>
+          <w:rtl w:val="true"/>
         </w:rPr>
         <w:t xml:space="preserve">الموقوفة </w:t>
       </w:r>
       <w:r>
         <w:rPr>
-          <w:rtl/>
+          <w:rtl w:val="true"/>
         </w:rPr>
         <w:t xml:space="preserve">· </w:t>
       </w:r>
       <w:r>
         <w:rPr>
-          <w:rtl/>
+          <w:rtl w:val="true"/>
         </w:rPr>
         <w:t>بانتظار الاعتماد</w:t>
       </w:r>
       <w:r>
         <w:rPr>
-          <w:rtl/>
-        </w:rPr>
-        <w:t>.</w:t>
+          <w:rtl w:val="true"/>
+        </w:rPr>
+        <w:t xml:space="preserve">. </w:t>
       </w:r>
     </w:p>
     <w:p>
@@ -1504,61 +1686,65 @@
           <w:tab w:val="left" w:pos="709" w:leader="none"/>
         </w:tabs>
         <w:bidi w:val="1"/>
-        <w:bidi/>
         <w:spacing w:before="0" w:after="0"/>
         <w:ind w:left="709" w:firstLine="992"/>
-        <w:jc w:val="left"/>
-        <w:rPr>
-          <w:rtl/>
-        </w:rPr>
-      </w:pPr>
-      <w:r>
-        <w:rPr>
-          <w:rtl/>
-        </w:rPr>
-        <w:t xml:space="preserve">اختر النطاقكل الفصول أو فصلًا محدّدًا، وصفِّ بالحالة </w:t>
-      </w:r>
-      <w:r>
-        <w:rPr>
-          <w:rtl/>
+        <w:jc w:val="right"/>
+        <w:rPr/>
+      </w:pPr>
+      <w:r>
+        <w:rPr>
+          <w:rStyle w:val="StrongEmphasis"/>
+          <w:rtl w:val="true"/>
+        </w:rPr>
+        <w:t>اختر النطاق</w:t>
+      </w:r>
+      <w:r>
+        <w:rPr>
+          <w:rtl w:val="true"/>
+        </w:rPr>
+        <w:t xml:space="preserve">كل الفصول أو فصلًا محدّدًا، وصفِّ بالحالة </w:t>
+      </w:r>
+      <w:r>
+        <w:rPr>
+          <w:rtl w:val="true"/>
         </w:rPr>
         <w:t>(</w:t>
       </w:r>
       <w:r>
         <w:rPr>
-          <w:rtl/>
+          <w:rtl w:val="true"/>
         </w:rPr>
         <w:t>نشط</w:t>
       </w:r>
       <w:r>
         <w:rPr>
-          <w:rtl/>
+          <w:rtl w:val="true"/>
         </w:rPr>
         <w:t>/</w:t>
       </w:r>
       <w:r>
         <w:rPr>
-          <w:rtl/>
+          <w:rtl w:val="true"/>
         </w:rPr>
         <w:t>موقوف</w:t>
       </w:r>
       <w:r>
         <w:rPr>
-          <w:rtl/>
+          <w:rtl w:val="true"/>
         </w:rPr>
         <w:t>/</w:t>
       </w:r>
       <w:r>
         <w:rPr>
-          <w:rtl/>
+          <w:rtl w:val="true"/>
         </w:rPr>
         <w:t>بانتظار الاعتماد</w:t>
       </w:r>
       <w:r>
         <w:rPr>
-          <w:rtl/>
-        </w:rPr>
-        <w:t>).</w:t>
+          <w:rtl w:val="true"/>
+        </w:rPr>
+        <w:t xml:space="preserve">). </w:t>
       </w:r>
     </w:p>
     <w:p>
@@ -1573,73 +1759,78 @@
           <w:tab w:val="left" w:pos="709" w:leader="none"/>
         </w:tabs>
         <w:bidi w:val="1"/>
-        <w:bidi/>
         <w:spacing w:before="0" w:after="0"/>
         <w:ind w:left="709" w:firstLine="992"/>
-        <w:jc w:val="left"/>
-        <w:rPr>
-          <w:rtl/>
-        </w:rPr>
-      </w:pPr>
-      <w:r>
-        <w:rPr>
-          <w:rtl/>
+        <w:jc w:val="right"/>
+        <w:rPr/>
+      </w:pPr>
+      <w:r>
+        <w:rPr>
+          <w:rStyle w:val="StrongEmphasis"/>
+          <w:rtl w:val="true"/>
         </w:rPr>
         <w:t xml:space="preserve">اضغط </w:t>
       </w:r>
       <w:r>
         <w:rPr>
-          <w:rtl/>
+          <w:rStyle w:val="StrongEmphasis"/>
+          <w:rtl w:val="true"/>
         </w:rPr>
         <w:t>«</w:t>
       </w:r>
       <w:r>
         <w:rPr>
-          <w:rtl/>
+          <w:rStyle w:val="StrongEmphasis"/>
+          <w:rtl w:val="true"/>
         </w:rPr>
         <w:t>إيقاف كل الطلاب</w:t>
       </w:r>
       <w:r>
         <w:rPr>
-          <w:rtl/>
+          <w:rStyle w:val="StrongEmphasis"/>
+          <w:rtl w:val="true"/>
         </w:rPr>
         <w:t xml:space="preserve">» </w:t>
       </w:r>
       <w:r>
         <w:rPr>
-          <w:rtl/>
+          <w:rStyle w:val="StrongEmphasis"/>
+          <w:rtl w:val="true"/>
         </w:rPr>
         <w:t xml:space="preserve">أو </w:t>
       </w:r>
       <w:r>
         <w:rPr>
-          <w:rtl/>
+          <w:rStyle w:val="StrongEmphasis"/>
+          <w:rtl w:val="true"/>
         </w:rPr>
         <w:t>«</w:t>
       </w:r>
       <w:r>
         <w:rPr>
-          <w:rtl/>
+          <w:rStyle w:val="StrongEmphasis"/>
+          <w:rtl w:val="true"/>
         </w:rPr>
         <w:t>تفعيل كل الطلاب</w:t>
       </w:r>
       <w:r>
         <w:rPr>
-          <w:rtl/>
+          <w:rStyle w:val="StrongEmphasis"/>
+          <w:rtl w:val="true"/>
         </w:rPr>
         <w:t>»</w:t>
       </w:r>
       <w:r>
         <w:rPr>
-          <w:rtl/>
+          <w:rtl w:val="true"/>
         </w:rPr>
         <w:t>أكّد الطلب فتُطبّق الحالة على الجميع بضغطة، مع رسالة بعدد الحسابات المتغيّرة</w:t>
       </w:r>
       <w:r>
         <w:rPr>
-          <w:rtl/>
-        </w:rPr>
-        <w:t>.</w:t>
+          <w:rtl w:val="true"/>
+        </w:rPr>
+        <w:t xml:space="preserve">. </w:t>
       </w:r>
     </w:p>
     <w:p>
@@ -1654,117 +1845,600 @@
           <w:tab w:val="left" w:pos="709" w:leader="none"/>
         </w:tabs>
         <w:bidi w:val="1"/>
-        <w:bidi/>
         <w:ind w:left="709" w:firstLine="992"/>
-        <w:jc w:val="left"/>
-        <w:rPr>
-          <w:rtl/>
-        </w:rPr>
-      </w:pPr>
-      <w:r>
-        <w:rPr>
-          <w:rtl/>
-        </w:rPr>
-        <w:t xml:space="preserve">أو عالج فرديًاحدّد صفوفًا ثم </w:t>
-      </w:r>
-      <w:r>
-        <w:rPr>
-          <w:rtl/>
+        <w:jc w:val="right"/>
+        <w:rPr/>
+      </w:pPr>
+      <w:r>
+        <w:rPr>
+          <w:rStyle w:val="StrongEmphasis"/>
+          <w:rtl w:val="true"/>
+        </w:rPr>
+        <w:t>أو عالج فرديًا</w:t>
+      </w:r>
+      <w:r>
+        <w:rPr>
+          <w:rtl w:val="true"/>
+        </w:rPr>
+        <w:t xml:space="preserve">حدّد صفوفًا ثم </w:t>
+      </w:r>
+      <w:r>
+        <w:rPr>
+          <w:rtl w:val="true"/>
         </w:rPr>
         <w:t>«</w:t>
       </w:r>
       <w:r>
         <w:rPr>
-          <w:rtl/>
+          <w:rtl w:val="true"/>
         </w:rPr>
         <w:t>عكس حالة المحدّدين</w:t>
       </w:r>
       <w:r>
         <w:rPr>
-          <w:rtl/>
+          <w:rtl w:val="true"/>
         </w:rPr>
         <w:t>»</w:t>
       </w:r>
       <w:r>
         <w:rPr>
-          <w:rtl/>
+          <w:rtl w:val="true"/>
         </w:rPr>
         <w:t>، أو استخدم زر إيقاف</w:t>
       </w:r>
       <w:r>
         <w:rPr>
-          <w:rtl/>
+          <w:rtl w:val="true"/>
         </w:rPr>
         <w:t>/</w:t>
       </w:r>
       <w:r>
         <w:rPr>
-          <w:rtl/>
+          <w:rtl w:val="true"/>
         </w:rPr>
         <w:t>تفعيل في صف الطالب</w:t>
       </w:r>
       <w:r>
         <w:rPr>
-          <w:rtl/>
+          <w:rtl w:val="true"/>
+        </w:rPr>
+        <w:t xml:space="preserve">. </w:t>
+      </w:r>
+    </w:p>
+    <w:p>
+      <w:pPr>
+        <w:pStyle w:val="TextBody"/>
+        <w:bidi w:val="1"/>
+        <w:jc w:val="right"/>
+        <w:rPr/>
+      </w:pPr>
+      <w:r>
+        <w:rPr>
+          <w:rStyle w:val="StrongEmphasis"/>
+          <w:rtl w:val="true"/>
+        </w:rPr>
+        <w:t>الحساب الموقوف</w:t>
+      </w:r>
+      <w:r>
+        <w:rPr>
+          <w:rStyle w:val="StrongEmphasis"/>
+          <w:rtl w:val="true"/>
+        </w:rPr>
+        <w:t>:</w:t>
+      </w:r>
+      <w:r>
+        <w:rPr>
+          <w:rtl w:val="true"/>
+        </w:rPr>
+        <w:t xml:space="preserve"> </w:t>
+      </w:r>
+      <w:r>
+        <w:rPr>
+          <w:rtl w:val="true"/>
+        </w:rPr>
+        <w:t xml:space="preserve">لا يستطيع الدخول، وتظهر له رسالة </w:t>
+      </w:r>
+      <w:r>
+        <w:rPr>
+          <w:rtl w:val="true"/>
+        </w:rPr>
+        <w:t>«</w:t>
+      </w:r>
+      <w:r>
+        <w:rPr>
+          <w:rtl w:val="true"/>
+        </w:rPr>
+        <w:t>الحساب موقوف — راجع مدير المدرسة</w:t>
+      </w:r>
+      <w:r>
+        <w:rPr>
+          <w:rtl w:val="true"/>
+        </w:rPr>
+        <w:t>»</w:t>
+      </w:r>
+      <w:r>
+        <w:rPr>
+          <w:rtl w:val="true"/>
+        </w:rPr>
+        <w:t>، ويُسجَّل كل تغيير ويُرسل كإشعار للمدير والوكيل</w:t>
+      </w:r>
+      <w:r>
+        <w:rPr>
+          <w:rtl w:val="true"/>
         </w:rPr>
         <w:t>.</w:t>
       </w:r>
     </w:p>
     <w:p>
       <w:pPr>
+        <w:pStyle w:val="Heading2"/>
+        <w:bidi w:val="1"/>
+        <w:jc w:val="right"/>
+        <w:rPr/>
+      </w:pPr>
+      <w:r>
+        <w:rPr/>
+        <w:t>3</w:t>
+      </w:r>
+      <w:r>
+        <w:rPr>
+          <w:rtl w:val="true"/>
+        </w:rPr>
+        <w:t>ب أذون دخول الفصل وتلقرام الخاص</w:t>
+      </w:r>
+    </w:p>
+    <w:p>
+      <w:pPr>
         <w:pStyle w:val="TextBody"/>
-        <w:bidi w:val="1"/>
-        <w:bidi/>
-        <w:jc w:val="left"/>
-        <w:rPr>
-          <w:rtl/>
-        </w:rPr>
-      </w:pPr>
-      <w:r>
-        <w:rPr>
-          <w:rtl/>
-        </w:rPr>
-        <w:t>الحساب الموقوف</w:t>
-      </w:r>
-      <w:r>
-        <w:rPr>
-          <w:rtl/>
+        <w:numPr>
+          <w:ilvl w:val="0"/>
+          <w:numId w:val="6"/>
+        </w:numPr>
+        <w:tabs>
+          <w:tab w:val="clear" w:pos="1134"/>
+          <w:tab w:val="left" w:pos="709" w:leader="none"/>
+        </w:tabs>
+        <w:bidi w:val="1"/>
+        <w:spacing w:before="0" w:after="0"/>
+        <w:ind w:left="709" w:firstLine="992"/>
+        <w:jc w:val="right"/>
+        <w:rPr/>
+      </w:pPr>
+      <w:r>
+        <w:rPr>
+          <w:rStyle w:val="StrongEmphasis"/>
+          <w:rtl w:val="true"/>
+        </w:rPr>
+        <w:t>الطالب المتأخر</w:t>
+      </w:r>
+      <w:r>
+        <w:rPr>
+          <w:rtl w:val="true"/>
+        </w:rPr>
+        <w:t xml:space="preserve">يُصدر له الوكيل أو التوجيه والإرشاد </w:t>
+      </w:r>
+      <w:r>
+        <w:rPr>
+          <w:rtl w:val="true"/>
+        </w:rPr>
+        <w:t>«</w:t>
+      </w:r>
+      <w:r>
+        <w:rPr>
+          <w:rtl w:val="true"/>
+        </w:rPr>
+        <w:t>إذن دخول فصل</w:t>
+      </w:r>
+      <w:r>
+        <w:rPr>
+          <w:rtl w:val="true"/>
+        </w:rPr>
+        <w:t xml:space="preserve">» </w:t>
+      </w:r>
+      <w:r>
+        <w:rPr>
+          <w:rtl w:val="true"/>
+        </w:rPr>
+        <w:t xml:space="preserve">فيه </w:t>
+      </w:r>
+      <w:r>
+        <w:rPr>
+          <w:rStyle w:val="StrongEmphasis"/>
+          <w:rtl w:val="true"/>
+        </w:rPr>
+        <w:t>سبب التأخّر</w:t>
+      </w:r>
+      <w:r>
+        <w:rPr>
+          <w:rtl w:val="true"/>
+        </w:rPr>
+        <w:t>، ويُسلَّم لمعلم الحصة</w:t>
+      </w:r>
+      <w:r>
+        <w:rPr>
+          <w:rtl w:val="true"/>
         </w:rPr>
         <w:t xml:space="preserve">: </w:t>
       </w:r>
       <w:r>
         <w:rPr>
-          <w:rtl/>
-        </w:rPr>
-        <w:t xml:space="preserve">لا يستطيع الدخول، وتظهر له رسالة </w:t>
-      </w:r>
-      <w:r>
-        <w:rPr>
-          <w:rtl/>
+          <w:rtl w:val="true"/>
+        </w:rPr>
+        <w:t xml:space="preserve">رسالة خاصة وإشعار </w:t>
+      </w:r>
+      <w:r>
+        <w:rPr>
+          <w:rtl w:val="true"/>
+        </w:rPr>
+        <w:t xml:space="preserve">+ </w:t>
+      </w:r>
+      <w:r>
+        <w:rPr>
+          <w:rtl w:val="true"/>
+        </w:rPr>
+        <w:t xml:space="preserve">تلقرام </w:t>
+      </w:r>
+      <w:r>
+        <w:rPr>
+          <w:rtl w:val="true"/>
+        </w:rPr>
+        <w:t xml:space="preserve">+ </w:t>
+      </w:r>
+      <w:r>
+        <w:rPr>
+          <w:rtl w:val="true"/>
+        </w:rPr>
+        <w:t>نسخة ورقية بترويسة المدرسة</w:t>
+      </w:r>
+      <w:r>
+        <w:rPr>
+          <w:rtl w:val="true"/>
+        </w:rPr>
+        <w:t xml:space="preserve">. </w:t>
+      </w:r>
+    </w:p>
+    <w:p>
+      <w:pPr>
+        <w:pStyle w:val="TextBody"/>
+        <w:numPr>
+          <w:ilvl w:val="0"/>
+          <w:numId w:val="6"/>
+        </w:numPr>
+        <w:tabs>
+          <w:tab w:val="clear" w:pos="1134"/>
+          <w:tab w:val="left" w:pos="709" w:leader="none"/>
+        </w:tabs>
+        <w:bidi w:val="1"/>
+        <w:spacing w:before="0" w:after="0"/>
+        <w:ind w:left="709" w:firstLine="992"/>
+        <w:jc w:val="right"/>
+        <w:rPr/>
+      </w:pPr>
+      <w:r>
+        <w:rPr>
+          <w:rStyle w:val="StrongEmphasis"/>
+          <w:rtl w:val="true"/>
+        </w:rPr>
+        <w:t>أذون الدخول تراها</w:t>
+      </w:r>
+      <w:r>
+        <w:rPr>
+          <w:rtl w:val="true"/>
+        </w:rPr>
+        <w:t xml:space="preserve">من وحدة </w:t>
+      </w:r>
+      <w:r>
+        <w:rPr>
+          <w:rtl w:val="true"/>
         </w:rPr>
         <w:t>«</w:t>
       </w:r>
       <w:r>
         <w:rPr>
-          <w:rtl/>
-        </w:rPr>
-        <w:t>الحساب موقوف — راجع مدير المدرسة</w:t>
-      </w:r>
-      <w:r>
-        <w:rPr>
-          <w:rtl/>
-        </w:rPr>
-        <w:t>»</w:t>
-      </w:r>
-      <w:r>
-        <w:rPr>
-          <w:rtl/>
-        </w:rPr>
-        <w:t>، ويُسجَّل كل تغيير ويُرسل كإشعار للمدير والوكيل</w:t>
-      </w:r>
-      <w:r>
-        <w:rPr>
-          <w:rtl/>
+          <w:rtl w:val="true"/>
+        </w:rPr>
+        <w:t>إذن دخول الفصل</w:t>
+      </w:r>
+      <w:r>
+        <w:rPr>
+          <w:rtl w:val="true"/>
+        </w:rPr>
+        <w:t xml:space="preserve">» </w:t>
+      </w:r>
+      <w:r>
+        <w:rPr>
+          <w:rtl w:val="true"/>
+        </w:rPr>
+        <w:t>بحسابك — للاطلاع والمتابعة وإعادة الطباعة</w:t>
+      </w:r>
+      <w:r>
+        <w:rPr>
+          <w:rtl w:val="true"/>
+        </w:rPr>
+        <w:t xml:space="preserve">. </w:t>
+      </w:r>
+    </w:p>
+    <w:p>
+      <w:pPr>
+        <w:pStyle w:val="TextBody"/>
+        <w:numPr>
+          <w:ilvl w:val="0"/>
+          <w:numId w:val="6"/>
+        </w:numPr>
+        <w:tabs>
+          <w:tab w:val="clear" w:pos="1134"/>
+          <w:tab w:val="left" w:pos="709" w:leader="none"/>
+        </w:tabs>
+        <w:bidi w:val="1"/>
+        <w:spacing w:before="0" w:after="0"/>
+        <w:ind w:left="709" w:firstLine="992"/>
+        <w:jc w:val="right"/>
+        <w:rPr/>
+      </w:pPr>
+      <w:r>
+        <w:rPr>
+          <w:rStyle w:val="StrongEmphasis"/>
+          <w:rtl w:val="true"/>
+        </w:rPr>
+        <w:t>اعتماد حسابات الموظفين</w:t>
+      </w:r>
+      <w:r>
+        <w:rPr>
+          <w:rtl w:val="true"/>
+        </w:rPr>
+        <w:t>«</w:t>
+      </w:r>
+      <w:r>
+        <w:rPr>
+          <w:rtl w:val="true"/>
+        </w:rPr>
+        <w:t>الموظفون والحسابات</w:t>
+      </w:r>
+      <w:r>
+        <w:rPr>
+          <w:rtl w:val="true"/>
+        </w:rPr>
+        <w:t>» ← «</w:t>
+      </w:r>
+      <w:r>
+        <w:rPr>
+          <w:rtl w:val="true"/>
+        </w:rPr>
+        <w:t>طلبات الاعتماد</w:t>
+      </w:r>
+      <w:r>
+        <w:rPr>
+          <w:rtl w:val="true"/>
+        </w:rPr>
+        <w:t xml:space="preserve">»: </w:t>
+      </w:r>
+      <w:r>
+        <w:rPr>
+          <w:rtl w:val="true"/>
+        </w:rPr>
+        <w:t>اعتمد الطلب فيستطيع الموظف الدخول</w:t>
+      </w:r>
+      <w:r>
+        <w:rPr>
+          <w:rtl w:val="true"/>
+        </w:rPr>
+        <w:t xml:space="preserve">. </w:t>
+      </w:r>
+    </w:p>
+    <w:p>
+      <w:pPr>
+        <w:pStyle w:val="TextBody"/>
+        <w:numPr>
+          <w:ilvl w:val="0"/>
+          <w:numId w:val="6"/>
+        </w:numPr>
+        <w:tabs>
+          <w:tab w:val="clear" w:pos="1134"/>
+          <w:tab w:val="left" w:pos="709" w:leader="none"/>
+        </w:tabs>
+        <w:bidi w:val="1"/>
+        <w:spacing w:before="0" w:after="0"/>
+        <w:ind w:left="709" w:firstLine="992"/>
+        <w:jc w:val="right"/>
+        <w:rPr/>
+      </w:pPr>
+      <w:r>
+        <w:rPr>
+          <w:rStyle w:val="StrongEmphasis"/>
+          <w:rtl w:val="true"/>
+        </w:rPr>
+        <w:t xml:space="preserve">محادثة تلقرام خاصة لكل معلم </w:t>
+      </w:r>
+      <w:r>
+        <w:rPr>
+          <w:rStyle w:val="StrongEmphasis"/>
+          <w:rtl w:val="true"/>
+        </w:rPr>
+        <w:t>(</w:t>
+      </w:r>
+      <w:r>
+        <w:rPr>
+          <w:rStyle w:val="StrongEmphasis"/>
+          <w:rtl w:val="true"/>
+        </w:rPr>
+        <w:t>اختياري</w:t>
+      </w:r>
+      <w:r>
+        <w:rPr>
+          <w:rStyle w:val="StrongEmphasis"/>
+          <w:rtl w:val="true"/>
+        </w:rPr>
+        <w:t>)</w:t>
+      </w:r>
+      <w:r>
+        <w:rPr>
+          <w:rtl w:val="true"/>
+        </w:rPr>
+        <w:t xml:space="preserve">من </w:t>
+      </w:r>
+      <w:r>
+        <w:rPr>
+          <w:rtl w:val="true"/>
+        </w:rPr>
+        <w:t>«</w:t>
+      </w:r>
+      <w:r>
+        <w:rPr>
+          <w:rtl w:val="true"/>
+        </w:rPr>
+        <w:t>الموظفون والحسابات ← تعديل</w:t>
+      </w:r>
+      <w:r>
+        <w:rPr>
+          <w:rtl w:val="true"/>
+        </w:rPr>
+        <w:t xml:space="preserve">» </w:t>
+      </w:r>
+      <w:r>
+        <w:rPr>
+          <w:rtl w:val="true"/>
+        </w:rPr>
+        <w:t xml:space="preserve">أدخل </w:t>
+      </w:r>
+      <w:r>
+        <w:rPr>
+          <w:rStyle w:val="SourceText"/>
+        </w:rPr>
+        <w:t>chat_id</w:t>
+      </w:r>
+      <w:r>
+        <w:rPr>
+          <w:rtl w:val="true"/>
+        </w:rPr>
+        <w:t xml:space="preserve"> </w:t>
+      </w:r>
+      <w:r>
+        <w:rPr>
+          <w:rtl w:val="true"/>
+        </w:rPr>
+        <w:t xml:space="preserve">للمعلم، فتصله رسائله </w:t>
+      </w:r>
+      <w:r>
+        <w:rPr>
+          <w:rStyle w:val="StrongEmphasis"/>
+          <w:rtl w:val="true"/>
+        </w:rPr>
+        <w:t>عليه وحده</w:t>
+      </w:r>
+      <w:r>
+        <w:rPr>
+          <w:rtl w:val="true"/>
+        </w:rPr>
+        <w:t xml:space="preserve"> بدل المجموعة</w:t>
+      </w:r>
+      <w:r>
+        <w:rPr>
+          <w:rtl w:val="true"/>
+        </w:rPr>
+        <w:t xml:space="preserve">. </w:t>
+      </w:r>
+      <w:r>
+        <w:rPr>
+          <w:rtl w:val="true"/>
+        </w:rPr>
+        <w:t>وبلا ربط تصل الرسائل لمجموعة المدرسة</w:t>
+      </w:r>
+      <w:r>
+        <w:rPr>
+          <w:rtl w:val="true"/>
+        </w:rPr>
+        <w:t xml:space="preserve">. </w:t>
+      </w:r>
+    </w:p>
+    <w:p>
+      <w:pPr>
+        <w:pStyle w:val="TextBody"/>
+        <w:numPr>
+          <w:ilvl w:val="0"/>
+          <w:numId w:val="6"/>
+        </w:numPr>
+        <w:tabs>
+          <w:tab w:val="clear" w:pos="1134"/>
+          <w:tab w:val="left" w:pos="709" w:leader="none"/>
+        </w:tabs>
+        <w:bidi w:val="1"/>
+        <w:ind w:left="709" w:firstLine="992"/>
+        <w:jc w:val="right"/>
+        <w:rPr/>
+      </w:pPr>
+      <w:r>
+        <w:rPr>
+          <w:rStyle w:val="StrongEmphasis"/>
+          <w:rtl w:val="true"/>
+        </w:rPr>
+        <w:t>تفعيل الإرسال الفعلي</w:t>
+      </w:r>
+      <w:r>
+        <w:rPr>
+          <w:rtl w:val="true"/>
+        </w:rPr>
+        <w:t>«</w:t>
+      </w:r>
+      <w:r>
+        <w:rPr>
+          <w:rtl w:val="true"/>
+        </w:rPr>
+        <w:t>سجل تلقرام ← ربط البوت</w:t>
+      </w:r>
+      <w:r>
+        <w:rPr>
+          <w:rtl w:val="true"/>
+        </w:rPr>
+        <w:t xml:space="preserve">»: </w:t>
+      </w:r>
+      <w:r>
+        <w:rPr>
+          <w:rtl w:val="true"/>
+        </w:rPr>
+        <w:t>أنشئ البوت وضع التوكن</w:t>
+      </w:r>
+      <w:r>
+        <w:rPr>
+          <w:rtl w:val="true"/>
+        </w:rPr>
+        <w:t>/</w:t>
+      </w:r>
+      <w:r>
+        <w:rPr>
+          <w:rtl w:val="true"/>
+        </w:rPr>
+        <w:t>الوسيط ومجموعة المدرسة — وإلا بقيت الرسائل محاكاة داخل المنصة</w:t>
+      </w:r>
+      <w:r>
+        <w:rPr>
+          <w:rtl w:val="true"/>
+        </w:rPr>
+        <w:t xml:space="preserve">. </w:t>
+      </w:r>
+    </w:p>
+    <w:p>
+      <w:pPr>
+        <w:pStyle w:val="TextBody"/>
+        <w:bidi w:val="1"/>
+        <w:jc w:val="right"/>
+        <w:rPr/>
+      </w:pPr>
+      <w:r>
+        <w:rPr>
+          <w:rStyle w:val="StrongEmphasis"/>
+          <w:rtl w:val="true"/>
+        </w:rPr>
+        <w:t>لماذا يهمّك؟</w:t>
+      </w:r>
+      <w:r>
+        <w:rPr>
+          <w:rtl w:val="true"/>
+        </w:rPr>
+        <w:t xml:space="preserve"> إذن الدخول هو الإثبات الرسمي لدخول الطالب المتأخر إلى الحصة، ومعه يصبح لكل تأخّر سببٌ موثّق وصفٌّ يحمل اسم من أصدره</w:t>
+      </w:r>
+      <w:r>
+        <w:rPr>
+          <w:rtl w:val="true"/>
         </w:rPr>
         <w:t>.</w:t>
       </w:r>
@@ -1773,39 +2447,34 @@
       <w:pPr>
         <w:pStyle w:val="Heading2"/>
         <w:bidi w:val="1"/>
-        <w:bidi/>
-        <w:jc w:val="left"/>
-        <w:rPr>
-          <w:rtl/>
-        </w:rPr>
-      </w:pPr>
-      <w:r>
-        <w:rPr>
-          <w:rtl/>
-        </w:rPr>
+        <w:jc w:val="right"/>
+        <w:rPr/>
+      </w:pPr>
+      <w:r>
+        <w:rPr/>
         <w:t>4</w:t>
       </w:r>
       <w:r>
         <w:rPr>
-          <w:rtl/>
+          <w:rtl w:val="true"/>
         </w:rPr>
         <w:t xml:space="preserve"> </w:t>
       </w:r>
       <w:r>
         <w:rPr>
-          <w:rtl/>
+          <w:rtl w:val="true"/>
         </w:rPr>
         <w:t>جدول سريع</w:t>
       </w:r>
       <w:r>
         <w:rPr>
-          <w:rtl/>
+          <w:rtl w:val="true"/>
         </w:rPr>
         <w:t xml:space="preserve">: </w:t>
       </w:r>
       <w:r>
         <w:rPr>
-          <w:rtl/>
+          <w:rtl w:val="true"/>
         </w:rPr>
         <w:t>من يعتمد من؟</w:t>
       </w:r>
@@ -1813,49 +2482,44 @@
     <w:tbl>
       <w:tblPr>
         <w:bidiVisual w:val="true"/>
-        <w:tblW w:w="9000" w:type="dxa"/>
+        <w:tblW w:w="11028" w:type="dxa"/>
         <w:jc w:val="left"/>
-        <w:tblInd w:w="-7" w:type="dxa"/>
+        <w:tblInd w:w="0" w:type="dxa"/>
         <w:tblLayout w:type="fixed"/>
         <w:tblCellMar>
-          <w:top w:w="90" w:type="dxa"/>
-          <w:left w:w="90" w:type="dxa"/>
-          <w:bottom w:w="90" w:type="dxa"/>
-          <w:right w:w="90" w:type="dxa"/>
+          <w:top w:w="28" w:type="dxa"/>
+          <w:left w:w="28" w:type="dxa"/>
+          <w:bottom w:w="28" w:type="dxa"/>
+          <w:right w:w="28" w:type="dxa"/>
         </w:tblCellMar>
       </w:tblPr>
       <w:tblGrid>
-        <w:gridCol w:w="3105"/>
-        <w:gridCol w:w="1421"/>
-        <w:gridCol w:w="4474"/>
+        <w:gridCol w:w="3826"/>
+        <w:gridCol w:w="1501"/>
+        <w:gridCol w:w="5701"/>
       </w:tblGrid>
       <w:tr>
-        <w:trPr/>
+        <w:trPr>
+          <w:tblHeader w:val="true"/>
+        </w:trPr>
         <w:tc>
           <w:tcPr>
-            <w:tcW w:w="3105" w:type="dxa"/>
-            <w:tcBorders>
-              <w:top w:val="single" w:sz="6" w:space="0" w:color="808080"/>
-              <w:left w:val="single" w:sz="6" w:space="0" w:color="808080"/>
-              <w:bottom w:val="single" w:sz="2" w:space="0" w:color="808080"/>
-              <w:right w:val="single" w:sz="6" w:space="0" w:color="808080"/>
-            </w:tcBorders>
+            <w:tcW w:w="3826" w:type="dxa"/>
+            <w:tcBorders/>
             <w:vAlign w:val="center"/>
           </w:tcPr>
           <w:p>
             <w:pPr>
-              <w:pStyle w:val="TableContents"/>
+              <w:pStyle w:val="TableHeading"/>
+              <w:suppressLineNumbers/>
               <w:bidi w:val="1"/>
-              <w:bidi/>
-              <w:spacing w:before="0" w:after="283"/>
-              <w:jc w:val="left"/>
-              <w:rPr>
-                <w:rtl/>
-              </w:rPr>
+              <w:spacing w:before="0" w:after="120"/>
+              <w:jc w:val="center"/>
+              <w:rPr/>
             </w:pPr>
             <w:r>
               <w:rPr>
-                <w:rtl/>
+                <w:rtl w:val="true"/>
               </w:rPr>
               <w:t>الحساب</w:t>
             </w:r>
@@ -1863,29 +2527,22 @@
         </w:tc>
         <w:tc>
           <w:tcPr>
-            <w:tcW w:w="1421" w:type="dxa"/>
-            <w:tcBorders>
-              <w:top w:val="single" w:sz="6" w:space="0" w:color="808080"/>
-              <w:left w:val="single" w:sz="2" w:space="0" w:color="808080"/>
-              <w:bottom w:val="single" w:sz="2" w:space="0" w:color="808080"/>
-              <w:right w:val="single" w:sz="6" w:space="0" w:color="808080"/>
-            </w:tcBorders>
+            <w:tcW w:w="1501" w:type="dxa"/>
+            <w:tcBorders/>
             <w:vAlign w:val="center"/>
           </w:tcPr>
           <w:p>
             <w:pPr>
-              <w:pStyle w:val="TableContents"/>
+              <w:pStyle w:val="TableHeading"/>
+              <w:suppressLineNumbers/>
               <w:bidi w:val="1"/>
-              <w:bidi/>
-              <w:spacing w:before="0" w:after="283"/>
-              <w:jc w:val="left"/>
-              <w:rPr>
-                <w:rtl/>
-              </w:rPr>
+              <w:spacing w:before="0" w:after="120"/>
+              <w:jc w:val="center"/>
+              <w:rPr/>
             </w:pPr>
             <w:r>
               <w:rPr>
-                <w:rtl/>
+                <w:rtl w:val="true"/>
               </w:rPr>
               <w:t>مَن يعتمده</w:t>
             </w:r>
@@ -1893,29 +2550,22 @@
         </w:tc>
         <w:tc>
           <w:tcPr>
-            <w:tcW w:w="4474" w:type="dxa"/>
-            <w:tcBorders>
-              <w:top w:val="single" w:sz="6" w:space="0" w:color="808080"/>
-              <w:left w:val="single" w:sz="2" w:space="0" w:color="808080"/>
-              <w:bottom w:val="single" w:sz="2" w:space="0" w:color="808080"/>
-              <w:right w:val="single" w:sz="6" w:space="0" w:color="808080"/>
-            </w:tcBorders>
+            <w:tcW w:w="5701" w:type="dxa"/>
+            <w:tcBorders/>
             <w:vAlign w:val="center"/>
           </w:tcPr>
           <w:p>
             <w:pPr>
-              <w:pStyle w:val="TableContents"/>
+              <w:pStyle w:val="TableHeading"/>
+              <w:suppressLineNumbers/>
               <w:bidi w:val="1"/>
-              <w:bidi/>
-              <w:spacing w:before="0" w:after="283"/>
-              <w:jc w:val="left"/>
-              <w:rPr>
-                <w:rtl/>
-              </w:rPr>
+              <w:spacing w:before="0" w:after="120"/>
+              <w:jc w:val="center"/>
+              <w:rPr/>
             </w:pPr>
             <w:r>
               <w:rPr>
-                <w:rtl/>
+                <w:rtl w:val="true"/>
               </w:rPr>
               <w:t>ملاحظة</w:t>
             </w:r>
@@ -1926,28 +2576,21 @@
         <w:trPr/>
         <w:tc>
           <w:tcPr>
-            <w:tcW w:w="3105" w:type="dxa"/>
-            <w:tcBorders>
-              <w:left w:val="single" w:sz="6" w:space="0" w:color="808080"/>
-              <w:bottom w:val="single" w:sz="2" w:space="0" w:color="808080"/>
-              <w:right w:val="single" w:sz="6" w:space="0" w:color="808080"/>
-            </w:tcBorders>
+            <w:tcW w:w="3826" w:type="dxa"/>
+            <w:tcBorders/>
             <w:vAlign w:val="center"/>
           </w:tcPr>
           <w:p>
             <w:pPr>
               <w:pStyle w:val="TableContents"/>
               <w:bidi w:val="1"/>
-              <w:bidi/>
-              <w:spacing w:before="0" w:after="283"/>
-              <w:jc w:val="left"/>
-              <w:rPr>
-                <w:rtl/>
-              </w:rPr>
+              <w:spacing w:before="0" w:after="120"/>
+              <w:jc w:val="right"/>
+              <w:rPr/>
             </w:pPr>
             <w:r>
               <w:rPr>
-                <w:rtl/>
+                <w:rtl w:val="true"/>
               </w:rPr>
               <w:t>حساب مدير المدرسة</w:t>
             </w:r>
@@ -1955,28 +2598,21 @@
         </w:tc>
         <w:tc>
           <w:tcPr>
-            <w:tcW w:w="1421" w:type="dxa"/>
-            <w:tcBorders>
-              <w:left w:val="single" w:sz="2" w:space="0" w:color="808080"/>
-              <w:bottom w:val="single" w:sz="2" w:space="0" w:color="808080"/>
-              <w:right w:val="single" w:sz="6" w:space="0" w:color="808080"/>
-            </w:tcBorders>
+            <w:tcW w:w="1501" w:type="dxa"/>
+            <w:tcBorders/>
             <w:vAlign w:val="center"/>
           </w:tcPr>
           <w:p>
             <w:pPr>
               <w:pStyle w:val="TableContents"/>
               <w:bidi w:val="1"/>
-              <w:bidi/>
-              <w:spacing w:before="0" w:after="283"/>
-              <w:jc w:val="left"/>
-              <w:rPr>
-                <w:rtl/>
-              </w:rPr>
+              <w:spacing w:before="0" w:after="120"/>
+              <w:jc w:val="right"/>
+              <w:rPr/>
             </w:pPr>
             <w:r>
               <w:rPr>
-                <w:rtl/>
+                <w:rtl w:val="true"/>
               </w:rPr>
               <w:t>مشرف المنصة</w:t>
             </w:r>
@@ -1984,40 +2620,33 @@
         </w:tc>
         <w:tc>
           <w:tcPr>
-            <w:tcW w:w="4474" w:type="dxa"/>
-            <w:tcBorders>
-              <w:left w:val="single" w:sz="2" w:space="0" w:color="808080"/>
-              <w:bottom w:val="single" w:sz="2" w:space="0" w:color="808080"/>
-              <w:right w:val="single" w:sz="6" w:space="0" w:color="808080"/>
-            </w:tcBorders>
+            <w:tcW w:w="5701" w:type="dxa"/>
+            <w:tcBorders/>
             <w:vAlign w:val="center"/>
           </w:tcPr>
           <w:p>
             <w:pPr>
               <w:pStyle w:val="TableContents"/>
               <w:bidi w:val="1"/>
-              <w:bidi/>
-              <w:spacing w:before="0" w:after="283"/>
-              <w:jc w:val="left"/>
-              <w:rPr>
-                <w:rtl/>
-              </w:rPr>
+              <w:spacing w:before="0" w:after="120"/>
+              <w:jc w:val="right"/>
+              <w:rPr/>
             </w:pPr>
             <w:r>
               <w:rPr>
-                <w:rtl/>
+                <w:rtl w:val="true"/>
               </w:rPr>
               <w:t xml:space="preserve">يُنشأ مع تأسيس المدرسة أو بعده من حساب </w:t>
             </w:r>
             <w:r>
               <w:rPr>
-                <w:rtl/>
+                <w:rStyle w:val="SourceText"/>
               </w:rPr>
               <w:t>admin</w:t>
             </w:r>
             <w:r>
               <w:rPr>
-                <w:rtl/>
+                <w:rtl w:val="true"/>
               </w:rPr>
               <w:t>.</w:t>
             </w:r>
@@ -2028,70 +2657,63 @@
         <w:trPr/>
         <w:tc>
           <w:tcPr>
-            <w:tcW w:w="3105" w:type="dxa"/>
-            <w:tcBorders>
-              <w:left w:val="single" w:sz="6" w:space="0" w:color="808080"/>
-              <w:bottom w:val="single" w:sz="2" w:space="0" w:color="808080"/>
-              <w:right w:val="single" w:sz="6" w:space="0" w:color="808080"/>
-            </w:tcBorders>
+            <w:tcW w:w="3826" w:type="dxa"/>
+            <w:tcBorders/>
             <w:vAlign w:val="center"/>
           </w:tcPr>
           <w:p>
             <w:pPr>
               <w:pStyle w:val="TableContents"/>
               <w:bidi w:val="1"/>
-              <w:bidi/>
-              <w:spacing w:before="0" w:after="283"/>
-              <w:jc w:val="left"/>
-              <w:rPr>
-                <w:rtl/>
-              </w:rPr>
+              <w:spacing w:before="0" w:after="120"/>
+              <w:jc w:val="right"/>
+              <w:rPr/>
             </w:pPr>
             <w:r>
               <w:rPr>
-                <w:rtl/>
+                <w:rtl w:val="true"/>
               </w:rPr>
               <w:t xml:space="preserve">الموظفون </w:t>
             </w:r>
             <w:r>
               <w:rPr>
-                <w:rtl/>
+                <w:rtl w:val="true"/>
               </w:rPr>
               <w:t>(</w:t>
             </w:r>
             <w:r>
               <w:rPr>
-                <w:rtl/>
+                <w:rtl w:val="true"/>
               </w:rPr>
               <w:t xml:space="preserve">معلم </w:t>
             </w:r>
             <w:r>
               <w:rPr>
-                <w:rtl/>
+                <w:rtl w:val="true"/>
               </w:rPr>
               <w:t xml:space="preserve">· </w:t>
             </w:r>
             <w:r>
               <w:rPr>
-                <w:rtl/>
+                <w:rtl w:val="true"/>
               </w:rPr>
               <w:t xml:space="preserve">توجيه </w:t>
             </w:r>
             <w:r>
               <w:rPr>
-                <w:rtl/>
+                <w:rtl w:val="true"/>
               </w:rPr>
               <w:t xml:space="preserve">· </w:t>
             </w:r>
             <w:r>
               <w:rPr>
-                <w:rtl/>
+                <w:rtl w:val="true"/>
               </w:rPr>
               <w:t>مراقب غياب</w:t>
             </w:r>
             <w:r>
               <w:rPr>
-                <w:rtl/>
+                <w:rtl w:val="true"/>
               </w:rPr>
               <w:t>)</w:t>
             </w:r>
@@ -2099,28 +2721,21 @@
         </w:tc>
         <w:tc>
           <w:tcPr>
-            <w:tcW w:w="1421" w:type="dxa"/>
-            <w:tcBorders>
-              <w:left w:val="single" w:sz="2" w:space="0" w:color="808080"/>
-              <w:bottom w:val="single" w:sz="2" w:space="0" w:color="808080"/>
-              <w:right w:val="single" w:sz="6" w:space="0" w:color="808080"/>
-            </w:tcBorders>
+            <w:tcW w:w="1501" w:type="dxa"/>
+            <w:tcBorders/>
             <w:vAlign w:val="center"/>
           </w:tcPr>
           <w:p>
             <w:pPr>
               <w:pStyle w:val="TableContents"/>
               <w:bidi w:val="1"/>
-              <w:bidi/>
-              <w:spacing w:before="0" w:after="283"/>
-              <w:jc w:val="left"/>
-              <w:rPr>
-                <w:rtl/>
-              </w:rPr>
+              <w:spacing w:before="0" w:after="120"/>
+              <w:jc w:val="right"/>
+              <w:rPr/>
             </w:pPr>
             <w:r>
               <w:rPr>
-                <w:rtl/>
+                <w:rtl w:val="true"/>
               </w:rPr>
               <w:t>مدير المدرسة</w:t>
             </w:r>
@@ -2128,34 +2743,27 @@
         </w:tc>
         <w:tc>
           <w:tcPr>
-            <w:tcW w:w="4474" w:type="dxa"/>
-            <w:tcBorders>
-              <w:left w:val="single" w:sz="2" w:space="0" w:color="808080"/>
-              <w:bottom w:val="single" w:sz="2" w:space="0" w:color="808080"/>
-              <w:right w:val="single" w:sz="6" w:space="0" w:color="808080"/>
-            </w:tcBorders>
+            <w:tcW w:w="5701" w:type="dxa"/>
+            <w:tcBorders/>
             <w:vAlign w:val="center"/>
           </w:tcPr>
           <w:p>
             <w:pPr>
               <w:pStyle w:val="TableContents"/>
               <w:bidi w:val="1"/>
-              <w:bidi/>
-              <w:spacing w:before="0" w:after="283"/>
-              <w:jc w:val="left"/>
-              <w:rPr>
-                <w:rtl/>
-              </w:rPr>
+              <w:spacing w:before="0" w:after="120"/>
+              <w:jc w:val="right"/>
+              <w:rPr/>
             </w:pPr>
             <w:r>
               <w:rPr>
-                <w:rtl/>
+                <w:rtl w:val="true"/>
               </w:rPr>
               <w:t>يُسجّل الموظف نفسه ثم يعتمده المدير</w:t>
             </w:r>
             <w:r>
               <w:rPr>
-                <w:rtl/>
+                <w:rtl w:val="true"/>
               </w:rPr>
               <w:t>.</w:t>
             </w:r>
@@ -2166,28 +2774,21 @@
         <w:trPr/>
         <w:tc>
           <w:tcPr>
-            <w:tcW w:w="3105" w:type="dxa"/>
-            <w:tcBorders>
-              <w:left w:val="single" w:sz="6" w:space="0" w:color="808080"/>
-              <w:bottom w:val="single" w:sz="2" w:space="0" w:color="808080"/>
-              <w:right w:val="single" w:sz="6" w:space="0" w:color="808080"/>
-            </w:tcBorders>
+            <w:tcW w:w="3826" w:type="dxa"/>
+            <w:tcBorders/>
             <w:vAlign w:val="center"/>
           </w:tcPr>
           <w:p>
             <w:pPr>
               <w:pStyle w:val="TableContents"/>
               <w:bidi w:val="1"/>
-              <w:bidi/>
-              <w:spacing w:before="0" w:after="283"/>
-              <w:jc w:val="left"/>
-              <w:rPr>
-                <w:rtl/>
-              </w:rPr>
+              <w:spacing w:before="0" w:after="120"/>
+              <w:jc w:val="right"/>
+              <w:rPr/>
             </w:pPr>
             <w:r>
               <w:rPr>
-                <w:rtl/>
+                <w:rtl w:val="true"/>
               </w:rPr>
               <w:t>الوكيل ومسؤولو الخدمات</w:t>
             </w:r>
@@ -2195,28 +2796,21 @@
         </w:tc>
         <w:tc>
           <w:tcPr>
-            <w:tcW w:w="1421" w:type="dxa"/>
-            <w:tcBorders>
-              <w:left w:val="single" w:sz="2" w:space="0" w:color="808080"/>
-              <w:bottom w:val="single" w:sz="2" w:space="0" w:color="808080"/>
-              <w:right w:val="single" w:sz="6" w:space="0" w:color="808080"/>
-            </w:tcBorders>
+            <w:tcW w:w="1501" w:type="dxa"/>
+            <w:tcBorders/>
             <w:vAlign w:val="center"/>
           </w:tcPr>
           <w:p>
             <w:pPr>
               <w:pStyle w:val="TableContents"/>
               <w:bidi w:val="1"/>
-              <w:bidi/>
-              <w:spacing w:before="0" w:after="283"/>
-              <w:jc w:val="left"/>
-              <w:rPr>
-                <w:rtl/>
-              </w:rPr>
+              <w:spacing w:before="0" w:after="120"/>
+              <w:jc w:val="right"/>
+              <w:rPr/>
             </w:pPr>
             <w:r>
               <w:rPr>
-                <w:rtl/>
+                <w:rtl w:val="true"/>
               </w:rPr>
               <w:t>مدير المدرسة</w:t>
             </w:r>
@@ -2224,46 +2818,39 @@
         </w:tc>
         <w:tc>
           <w:tcPr>
-            <w:tcW w:w="4474" w:type="dxa"/>
-            <w:tcBorders>
-              <w:left w:val="single" w:sz="2" w:space="0" w:color="808080"/>
-              <w:bottom w:val="single" w:sz="2" w:space="0" w:color="808080"/>
-              <w:right w:val="single" w:sz="6" w:space="0" w:color="808080"/>
-            </w:tcBorders>
+            <w:tcW w:w="5701" w:type="dxa"/>
+            <w:tcBorders/>
             <w:vAlign w:val="center"/>
           </w:tcPr>
           <w:p>
             <w:pPr>
               <w:pStyle w:val="TableContents"/>
               <w:bidi w:val="1"/>
-              <w:bidi/>
-              <w:spacing w:before="0" w:after="283"/>
-              <w:jc w:val="left"/>
-              <w:rPr>
-                <w:rtl/>
-              </w:rPr>
+              <w:spacing w:before="0" w:after="120"/>
+              <w:jc w:val="right"/>
+              <w:rPr/>
             </w:pPr>
             <w:r>
               <w:rPr>
-                <w:rtl/>
+                <w:rtl w:val="true"/>
               </w:rPr>
               <w:t xml:space="preserve">يُنشئها المدير من </w:t>
             </w:r>
             <w:r>
               <w:rPr>
-                <w:rtl/>
+                <w:rtl w:val="true"/>
               </w:rPr>
               <w:t>«</w:t>
             </w:r>
             <w:r>
               <w:rPr>
-                <w:rtl/>
+                <w:rtl w:val="true"/>
               </w:rPr>
               <w:t>الموظفون والحسابات</w:t>
             </w:r>
             <w:r>
               <w:rPr>
-                <w:rtl/>
+                <w:rtl w:val="true"/>
               </w:rPr>
               <w:t>».</w:t>
             </w:r>
@@ -2274,28 +2861,21 @@
         <w:trPr/>
         <w:tc>
           <w:tcPr>
-            <w:tcW w:w="3105" w:type="dxa"/>
-            <w:tcBorders>
-              <w:left w:val="single" w:sz="6" w:space="0" w:color="808080"/>
-              <w:bottom w:val="single" w:sz="6" w:space="0" w:color="808080"/>
-              <w:right w:val="single" w:sz="6" w:space="0" w:color="808080"/>
-            </w:tcBorders>
+            <w:tcW w:w="3826" w:type="dxa"/>
+            <w:tcBorders/>
             <w:vAlign w:val="center"/>
           </w:tcPr>
           <w:p>
             <w:pPr>
               <w:pStyle w:val="TableContents"/>
               <w:bidi w:val="1"/>
-              <w:bidi/>
-              <w:spacing w:before="0" w:after="283"/>
-              <w:jc w:val="left"/>
-              <w:rPr>
-                <w:rtl/>
-              </w:rPr>
+              <w:spacing w:before="0" w:after="120"/>
+              <w:jc w:val="right"/>
+              <w:rPr/>
             </w:pPr>
             <w:r>
               <w:rPr>
-                <w:rtl/>
+                <w:rtl w:val="true"/>
               </w:rPr>
               <w:t>الطلاب</w:t>
             </w:r>
@@ -2303,28 +2883,21 @@
         </w:tc>
         <w:tc>
           <w:tcPr>
-            <w:tcW w:w="1421" w:type="dxa"/>
-            <w:tcBorders>
-              <w:left w:val="single" w:sz="2" w:space="0" w:color="808080"/>
-              <w:bottom w:val="single" w:sz="6" w:space="0" w:color="808080"/>
-              <w:right w:val="single" w:sz="6" w:space="0" w:color="808080"/>
-            </w:tcBorders>
+            <w:tcW w:w="1501" w:type="dxa"/>
+            <w:tcBorders/>
             <w:vAlign w:val="center"/>
           </w:tcPr>
           <w:p>
             <w:pPr>
               <w:pStyle w:val="TableContents"/>
               <w:bidi w:val="1"/>
-              <w:bidi/>
-              <w:spacing w:before="0" w:after="283"/>
-              <w:jc w:val="left"/>
-              <w:rPr>
-                <w:rtl/>
-              </w:rPr>
+              <w:spacing w:before="0" w:after="120"/>
+              <w:jc w:val="right"/>
+              <w:rPr/>
             </w:pPr>
             <w:r>
               <w:rPr>
-                <w:rtl/>
+                <w:rtl w:val="true"/>
               </w:rPr>
               <w:t>تلقائيًا</w:t>
             </w:r>
@@ -2332,46 +2905,39 @@
         </w:tc>
         <w:tc>
           <w:tcPr>
-            <w:tcW w:w="4474" w:type="dxa"/>
-            <w:tcBorders>
-              <w:left w:val="single" w:sz="2" w:space="0" w:color="808080"/>
-              <w:bottom w:val="single" w:sz="6" w:space="0" w:color="808080"/>
-              <w:right w:val="single" w:sz="6" w:space="0" w:color="808080"/>
-            </w:tcBorders>
+            <w:tcW w:w="5701" w:type="dxa"/>
+            <w:tcBorders/>
             <w:vAlign w:val="center"/>
           </w:tcPr>
           <w:p>
             <w:pPr>
               <w:pStyle w:val="TableContents"/>
               <w:bidi w:val="1"/>
-              <w:bidi/>
-              <w:spacing w:before="0" w:after="283"/>
-              <w:jc w:val="left"/>
-              <w:rPr>
-                <w:rtl/>
-              </w:rPr>
+              <w:spacing w:before="0" w:after="120"/>
+              <w:jc w:val="right"/>
+              <w:rPr/>
             </w:pPr>
             <w:r>
               <w:rPr>
-                <w:rtl/>
+                <w:rtl w:val="true"/>
               </w:rPr>
               <w:t>يُفعَّل الحساب فور التسجيل، وللوكيل</w:t>
             </w:r>
             <w:r>
               <w:rPr>
-                <w:rtl/>
+                <w:rtl w:val="true"/>
               </w:rPr>
               <w:t>/</w:t>
             </w:r>
             <w:r>
               <w:rPr>
-                <w:rtl/>
+                <w:rtl w:val="true"/>
               </w:rPr>
               <w:t>المدير إيقافه أو تفعيله</w:t>
             </w:r>
             <w:r>
               <w:rPr>
-                <w:rtl/>
+                <w:rtl w:val="true"/>
               </w:rPr>
               <w:t>.</w:t>
             </w:r>
@@ -2383,27 +2949,22 @@
       <w:pPr>
         <w:pStyle w:val="Heading2"/>
         <w:bidi w:val="1"/>
-        <w:bidi/>
-        <w:jc w:val="left"/>
-        <w:rPr>
-          <w:rtl/>
-        </w:rPr>
-      </w:pPr>
-      <w:r>
-        <w:rPr>
-          <w:rtl/>
-        </w:rPr>
+        <w:jc w:val="right"/>
+        <w:rPr/>
+      </w:pPr>
+      <w:r>
+        <w:rPr/>
         <w:t>5</w:t>
       </w:r>
       <w:r>
         <w:rPr>
-          <w:rtl/>
+          <w:rtl w:val="true"/>
         </w:rPr>
         <w:t xml:space="preserve"> </w:t>
       </w:r>
       <w:r>
         <w:rPr>
-          <w:rtl/>
+          <w:rtl w:val="true"/>
         </w:rPr>
         <w:t>أرقام مهمة وبيانات الدخول</w:t>
       </w:r>
@@ -2412,249 +2973,19 @@
       <w:pPr>
         <w:pStyle w:val="Heading3"/>
         <w:bidi w:val="1"/>
-        <w:bidi/>
-        <w:jc w:val="left"/>
-        <w:rPr>
-          <w:rtl/>
-        </w:rPr>
-      </w:pPr>
-      <w:r>
-        <w:rPr>
-          <w:rtl/>
+        <w:jc w:val="right"/>
+        <w:rPr>
+          <w:bdr w:val="single" w:sz="2" w:space="8" w:color="000000"/>
+          <w:shd w:fill="FCFBF7" w:val="clear"/>
+        </w:rPr>
+      </w:pPr>
+      <w:r>
+        <w:rPr>
+          <w:bdr w:val="single" w:sz="2" w:space="8" w:color="000000"/>
+          <w:shd w:fill="FCFBF7" w:val="clear"/>
+          <w:rtl w:val="true"/>
         </w:rPr>
         <w:t>جهات المراجعة</w:t>
-      </w:r>
-    </w:p>
-    <w:p>
-      <w:pPr>
-        <w:pStyle w:val="TextBody"/>
-        <w:numPr>
-          <w:ilvl w:val="0"/>
-          <w:numId w:val="6"/>
-        </w:numPr>
-        <w:tabs>
-          <w:tab w:val="clear" w:pos="1134"/>
-          <w:tab w:val="left" w:pos="709" w:leader="none"/>
-        </w:tabs>
-        <w:bidi w:val="1"/>
-        <w:bidi/>
-        <w:spacing w:before="0" w:after="0"/>
-        <w:ind w:left="709" w:firstLine="992"/>
-        <w:jc w:val="left"/>
-        <w:rPr>
-          <w:rtl/>
-        </w:rPr>
-      </w:pPr>
-      <w:r>
-        <w:rPr>
-          <w:rtl/>
-        </w:rPr>
-        <w:t xml:space="preserve">مشرف المنصة </w:t>
-      </w:r>
-      <w:r>
-        <w:rPr>
-          <w:rtl/>
-        </w:rPr>
-        <w:t>admin</w:t>
-      </w:r>
-      <w:r>
-        <w:rPr>
-          <w:rtl/>
-        </w:rPr>
-        <w:t xml:space="preserve"> — </w:t>
-      </w:r>
-      <w:r>
-        <w:rPr>
-          <w:rtl/>
-        </w:rPr>
-        <w:t>المدارس والمناطق</w:t>
-      </w:r>
-      <w:r>
-        <w:rPr>
-          <w:rtl/>
-        </w:rPr>
-        <w:t>.</w:t>
-      </w:r>
-    </w:p>
-    <w:p>
-      <w:pPr>
-        <w:pStyle w:val="TextBody"/>
-        <w:numPr>
-          <w:ilvl w:val="0"/>
-          <w:numId w:val="6"/>
-        </w:numPr>
-        <w:tabs>
-          <w:tab w:val="clear" w:pos="1134"/>
-          <w:tab w:val="left" w:pos="709" w:leader="none"/>
-        </w:tabs>
-        <w:bidi w:val="1"/>
-        <w:bidi/>
-        <w:spacing w:before="0" w:after="0"/>
-        <w:ind w:left="709" w:firstLine="992"/>
-        <w:jc w:val="left"/>
-        <w:rPr>
-          <w:rtl/>
-        </w:rPr>
-      </w:pPr>
-      <w:r>
-        <w:rPr>
-          <w:rtl/>
-        </w:rPr>
-        <w:t xml:space="preserve">وكيل شؤون الطلاب </w:t>
-      </w:r>
-      <w:r>
-        <w:rPr>
-          <w:rtl/>
-        </w:rPr>
-        <w:t>deputy</w:t>
-      </w:r>
-      <w:r>
-        <w:rPr>
-          <w:rtl/>
-        </w:rPr>
-        <w:t xml:space="preserve"> — </w:t>
-      </w:r>
-      <w:r>
-        <w:rPr>
-          <w:rtl/>
-        </w:rPr>
-        <w:t>الطلاب والتحضير</w:t>
-      </w:r>
-      <w:r>
-        <w:rPr>
-          <w:rtl/>
-        </w:rPr>
-        <w:t>.</w:t>
-      </w:r>
-    </w:p>
-    <w:p>
-      <w:pPr>
-        <w:pStyle w:val="TextBody"/>
-        <w:numPr>
-          <w:ilvl w:val="0"/>
-          <w:numId w:val="6"/>
-        </w:numPr>
-        <w:tabs>
-          <w:tab w:val="clear" w:pos="1134"/>
-          <w:tab w:val="left" w:pos="709" w:leader="none"/>
-        </w:tabs>
-        <w:bidi w:val="1"/>
-        <w:bidi/>
-        <w:spacing w:before="0" w:after="0"/>
-        <w:ind w:left="709" w:firstLine="992"/>
-        <w:jc w:val="left"/>
-        <w:rPr>
-          <w:rtl/>
-        </w:rPr>
-      </w:pPr>
-      <w:r>
-        <w:rPr>
-          <w:rtl/>
-        </w:rPr>
-        <w:t xml:space="preserve">وكيل شؤون المعلمين </w:t>
-      </w:r>
-      <w:r>
-        <w:rPr>
-          <w:rtl/>
-        </w:rPr>
-        <w:t>tdeputy</w:t>
-      </w:r>
-      <w:r>
-        <w:rPr>
-          <w:rtl/>
-        </w:rPr>
-        <w:t xml:space="preserve"> — </w:t>
-      </w:r>
-      <w:r>
-        <w:rPr>
-          <w:rtl/>
-        </w:rPr>
-        <w:t>المناوبة</w:t>
-      </w:r>
-      <w:r>
-        <w:rPr>
-          <w:rtl/>
-        </w:rPr>
-        <w:t>.</w:t>
-      </w:r>
-    </w:p>
-    <w:p>
-      <w:pPr>
-        <w:pStyle w:val="TextBody"/>
-        <w:numPr>
-          <w:ilvl w:val="0"/>
-          <w:numId w:val="6"/>
-        </w:numPr>
-        <w:tabs>
-          <w:tab w:val="clear" w:pos="1134"/>
-          <w:tab w:val="left" w:pos="709" w:leader="none"/>
-        </w:tabs>
-        <w:bidi w:val="1"/>
-        <w:bidi/>
-        <w:ind w:left="709" w:firstLine="992"/>
-        <w:jc w:val="left"/>
-        <w:rPr>
-          <w:rtl/>
-        </w:rPr>
-      </w:pPr>
-      <w:r>
-        <w:rPr>
-          <w:rtl/>
-        </w:rPr>
-        <w:t>الدعم الفني</w:t>
-      </w:r>
-      <w:r>
-        <w:rPr>
-          <w:rtl/>
-        </w:rPr>
-        <w:t xml:space="preserve">: </w:t>
-      </w:r>
-      <w:r>
-        <w:rPr>
-          <w:rtl/>
-        </w:rPr>
-        <w:t>README.md</w:t>
-      </w:r>
-      <w:r>
-        <w:rPr>
-          <w:rtl/>
-        </w:rPr>
-        <w:t xml:space="preserve"> </w:t>
-      </w:r>
-      <w:r>
-        <w:rPr>
-          <w:rtl/>
-        </w:rPr>
-        <w:t>و</w:t>
-      </w:r>
-      <w:r>
-        <w:rPr>
-          <w:rtl/>
-        </w:rPr>
-        <w:t>docs/BLUEPRINT.md</w:t>
-      </w:r>
-      <w:r>
-        <w:rPr>
-          <w:rtl/>
-        </w:rPr>
-        <w:t>.</w:t>
-      </w:r>
-    </w:p>
-    <w:p>
-      <w:pPr>
-        <w:pStyle w:val="Heading3"/>
-        <w:bidi w:val="1"/>
-        <w:bidi/>
-        <w:jc w:val="left"/>
-        <w:rPr>
-          <w:rtl/>
-        </w:rPr>
-      </w:pPr>
-      <w:r>
-        <w:rPr>
-          <w:rtl/>
-        </w:rPr>
-        <w:t>الدخول التجريبي</w:t>
       </w:r>
     </w:p>
     <w:p>
@@ -2669,31 +3000,50 @@
           <w:tab w:val="left" w:pos="709" w:leader="none"/>
         </w:tabs>
         <w:bidi w:val="1"/>
-        <w:bidi/>
         <w:spacing w:before="0" w:after="0"/>
         <w:ind w:left="709" w:firstLine="992"/>
-        <w:jc w:val="left"/>
-        <w:rPr>
-          <w:rtl/>
-        </w:rPr>
-      </w:pPr>
-      <w:r>
-        <w:rPr>
-          <w:rtl/>
-        </w:rPr>
-        <w:t>كلمة المرور الموحّدة</w:t>
-      </w:r>
-      <w:r>
-        <w:rPr>
-          <w:rtl/>
-        </w:rPr>
-        <w:t xml:space="preserve">: </w:t>
-      </w:r>
-      <w:r>
-        <w:rPr>
-          <w:rtl/>
-        </w:rPr>
-        <w:t>Tabaani@2026</w:t>
+        <w:jc w:val="right"/>
+        <w:rPr/>
+      </w:pPr>
+      <w:r>
+        <w:rPr>
+          <w:bdr w:val="single" w:sz="2" w:space="8" w:color="000000"/>
+          <w:shd w:fill="FCFBF7" w:val="clear"/>
+          <w:rtl w:val="true"/>
+        </w:rPr>
+        <w:t xml:space="preserve">مشرف المنصة </w:t>
+      </w:r>
+      <w:r>
+        <w:rPr>
+          <w:rStyle w:val="SourceText"/>
+          <w:bdr w:val="single" w:sz="2" w:space="8" w:color="000000"/>
+          <w:shd w:fill="FCFBF7" w:val="clear"/>
+        </w:rPr>
+        <w:t>admin</w:t>
+      </w:r>
+      <w:r>
+        <w:rPr>
+          <w:bdr w:val="single" w:sz="2" w:space="8" w:color="000000"/>
+          <w:shd w:fill="FCFBF7" w:val="clear"/>
+          <w:rtl w:val="true"/>
+        </w:rPr>
+        <w:t xml:space="preserve"> — </w:t>
+      </w:r>
+      <w:r>
+        <w:rPr>
+          <w:bdr w:val="single" w:sz="2" w:space="8" w:color="000000"/>
+          <w:shd w:fill="FCFBF7" w:val="clear"/>
+          <w:rtl w:val="true"/>
+        </w:rPr>
+        <w:t>المدارس والمناطق</w:t>
+      </w:r>
+      <w:r>
+        <w:rPr>
+          <w:bdr w:val="single" w:sz="2" w:space="8" w:color="000000"/>
+          <w:shd w:fill="FCFBF7" w:val="clear"/>
+          <w:rtl w:val="true"/>
+        </w:rPr>
+        <w:t xml:space="preserve">. </w:t>
       </w:r>
     </w:p>
     <w:p>
@@ -2708,43 +3058,50 @@
           <w:tab w:val="left" w:pos="709" w:leader="none"/>
         </w:tabs>
         <w:bidi w:val="1"/>
-        <w:bidi/>
         <w:spacing w:before="0" w:after="0"/>
         <w:ind w:left="709" w:firstLine="992"/>
-        <w:jc w:val="left"/>
-        <w:rPr>
-          <w:rtl/>
-        </w:rPr>
-      </w:pPr>
-      <w:r>
-        <w:rPr>
-          <w:rtl/>
-        </w:rPr>
-        <w:t xml:space="preserve">المدير </w:t>
-      </w:r>
-      <w:r>
-        <w:rPr>
-          <w:rtl/>
-        </w:rPr>
-        <w:t>principal</w:t>
-      </w:r>
-      <w:r>
-        <w:rPr>
-          <w:rtl/>
-        </w:rPr>
-        <w:t xml:space="preserve"> · </w:t>
-      </w:r>
-      <w:r>
-        <w:rPr>
-          <w:rtl/>
-        </w:rPr>
-        <w:t xml:space="preserve">الوكيل </w:t>
-      </w:r>
-      <w:r>
-        <w:rPr>
-          <w:rtl/>
+        <w:jc w:val="right"/>
+        <w:rPr/>
+      </w:pPr>
+      <w:r>
+        <w:rPr>
+          <w:bdr w:val="single" w:sz="2" w:space="8" w:color="000000"/>
+          <w:shd w:fill="FCFBF7" w:val="clear"/>
+          <w:rtl w:val="true"/>
+        </w:rPr>
+        <w:t xml:space="preserve">وكيل شؤون الطلاب </w:t>
+      </w:r>
+      <w:r>
+        <w:rPr>
+          <w:rStyle w:val="SourceText"/>
+          <w:bdr w:val="single" w:sz="2" w:space="8" w:color="000000"/>
+          <w:shd w:fill="FCFBF7" w:val="clear"/>
         </w:rPr>
         <w:t>deputy</w:t>
+      </w:r>
+      <w:r>
+        <w:rPr>
+          <w:bdr w:val="single" w:sz="2" w:space="8" w:color="000000"/>
+          <w:shd w:fill="FCFBF7" w:val="clear"/>
+          <w:rtl w:val="true"/>
+        </w:rPr>
+        <w:t xml:space="preserve"> — </w:t>
+      </w:r>
+      <w:r>
+        <w:rPr>
+          <w:bdr w:val="single" w:sz="2" w:space="8" w:color="000000"/>
+          <w:shd w:fill="FCFBF7" w:val="clear"/>
+          <w:rtl w:val="true"/>
+        </w:rPr>
+        <w:t>الطلاب والتحضير</w:t>
+      </w:r>
+      <w:r>
+        <w:rPr>
+          <w:bdr w:val="single" w:sz="2" w:space="8" w:color="000000"/>
+          <w:shd w:fill="FCFBF7" w:val="clear"/>
+          <w:rtl w:val="true"/>
+        </w:rPr>
+        <w:t xml:space="preserve">. </w:t>
       </w:r>
     </w:p>
     <w:p>
@@ -2759,43 +3116,50 @@
           <w:tab w:val="left" w:pos="709" w:leader="none"/>
         </w:tabs>
         <w:bidi w:val="1"/>
-        <w:bidi/>
         <w:spacing w:before="0" w:after="0"/>
         <w:ind w:left="709" w:firstLine="992"/>
-        <w:jc w:val="left"/>
-        <w:rPr>
-          <w:rtl/>
-        </w:rPr>
-      </w:pPr>
-      <w:r>
-        <w:rPr>
-          <w:rtl/>
-        </w:rPr>
-        <w:t xml:space="preserve">التوجيه </w:t>
-      </w:r>
-      <w:r>
-        <w:rPr>
-          <w:rtl/>
-        </w:rPr>
-        <w:t>guidance</w:t>
-      </w:r>
-      <w:r>
-        <w:rPr>
-          <w:rtl/>
-        </w:rPr>
-        <w:t xml:space="preserve"> · </w:t>
-      </w:r>
-      <w:r>
-        <w:rPr>
-          <w:rtl/>
-        </w:rPr>
-        <w:t xml:space="preserve">المناوبة </w:t>
-      </w:r>
-      <w:r>
-        <w:rPr>
-          <w:rtl/>
+        <w:jc w:val="right"/>
+        <w:rPr/>
+      </w:pPr>
+      <w:r>
+        <w:rPr>
+          <w:bdr w:val="single" w:sz="2" w:space="8" w:color="000000"/>
+          <w:shd w:fill="FCFBF7" w:val="clear"/>
+          <w:rtl w:val="true"/>
+        </w:rPr>
+        <w:t xml:space="preserve">وكيل شؤون المعلمين </w:t>
+      </w:r>
+      <w:r>
+        <w:rPr>
+          <w:rStyle w:val="SourceText"/>
+          <w:bdr w:val="single" w:sz="2" w:space="8" w:color="000000"/>
+          <w:shd w:fill="FCFBF7" w:val="clear"/>
         </w:rPr>
         <w:t>tdeputy</w:t>
+      </w:r>
+      <w:r>
+        <w:rPr>
+          <w:bdr w:val="single" w:sz="2" w:space="8" w:color="000000"/>
+          <w:shd w:fill="FCFBF7" w:val="clear"/>
+          <w:rtl w:val="true"/>
+        </w:rPr>
+        <w:t xml:space="preserve"> — </w:t>
+      </w:r>
+      <w:r>
+        <w:rPr>
+          <w:bdr w:val="single" w:sz="2" w:space="8" w:color="000000"/>
+          <w:shd w:fill="FCFBF7" w:val="clear"/>
+          <w:rtl w:val="true"/>
+        </w:rPr>
+        <w:t>المناوبة</w:t>
+      </w:r>
+      <w:r>
+        <w:rPr>
+          <w:bdr w:val="single" w:sz="2" w:space="8" w:color="000000"/>
+          <w:shd w:fill="FCFBF7" w:val="clear"/>
+          <w:rtl w:val="true"/>
+        </w:rPr>
+        <w:t xml:space="preserve">. </w:t>
       </w:r>
     </w:p>
     <w:p>
@@ -2810,292 +3174,660 @@
           <w:tab w:val="left" w:pos="709" w:leader="none"/>
         </w:tabs>
         <w:bidi w:val="1"/>
-        <w:bidi/>
         <w:ind w:left="709" w:firstLine="992"/>
-        <w:jc w:val="left"/>
-        <w:rPr>
-          <w:rtl/>
-        </w:rPr>
-      </w:pPr>
-      <w:r>
-        <w:rPr>
-          <w:rtl/>
+        <w:jc w:val="right"/>
+        <w:rPr/>
+      </w:pPr>
+      <w:r>
+        <w:rPr>
+          <w:bdr w:val="single" w:sz="2" w:space="8" w:color="000000"/>
+          <w:shd w:fill="FCFBF7" w:val="clear"/>
+          <w:rtl w:val="true"/>
+        </w:rPr>
+        <w:t>الدعم الفني</w:t>
+      </w:r>
+      <w:r>
+        <w:rPr>
+          <w:bdr w:val="single" w:sz="2" w:space="8" w:color="000000"/>
+          <w:shd w:fill="FCFBF7" w:val="clear"/>
+          <w:rtl w:val="true"/>
+        </w:rPr>
+        <w:t xml:space="preserve">: </w:t>
+      </w:r>
+      <w:r>
+        <w:rPr>
+          <w:rStyle w:val="SourceText"/>
+          <w:bdr w:val="single" w:sz="2" w:space="8" w:color="000000"/>
+          <w:shd w:fill="FCFBF7" w:val="clear"/>
+        </w:rPr>
+        <w:t>README.md</w:t>
+      </w:r>
+      <w:r>
+        <w:rPr>
+          <w:bdr w:val="single" w:sz="2" w:space="8" w:color="000000"/>
+          <w:shd w:fill="FCFBF7" w:val="clear"/>
+          <w:rtl w:val="true"/>
+        </w:rPr>
+        <w:t xml:space="preserve"> </w:t>
+      </w:r>
+      <w:r>
+        <w:rPr>
+          <w:bdr w:val="single" w:sz="2" w:space="8" w:color="000000"/>
+          <w:shd w:fill="FCFBF7" w:val="clear"/>
+          <w:rtl w:val="true"/>
+        </w:rPr>
+        <w:t>و</w:t>
+      </w:r>
+      <w:r>
+        <w:rPr>
+          <w:rStyle w:val="SourceText"/>
+          <w:bdr w:val="single" w:sz="2" w:space="8" w:color="000000"/>
+          <w:shd w:fill="FCFBF7" w:val="clear"/>
+        </w:rPr>
+        <w:t>docs/BLUEPRINT.md</w:t>
+      </w:r>
+      <w:r>
+        <w:rPr>
+          <w:bdr w:val="single" w:sz="2" w:space="8" w:color="000000"/>
+          <w:shd w:fill="FCFBF7" w:val="clear"/>
+          <w:rtl w:val="true"/>
+        </w:rPr>
+        <w:t xml:space="preserve">. </w:t>
+      </w:r>
+    </w:p>
+    <w:p>
+      <w:pPr>
+        <w:pStyle w:val="Heading3"/>
+        <w:bidi w:val="1"/>
+        <w:jc w:val="right"/>
+        <w:rPr>
+          <w:bdr w:val="single" w:sz="2" w:space="8" w:color="000000"/>
+          <w:shd w:fill="FCFBF7" w:val="clear"/>
+        </w:rPr>
+      </w:pPr>
+      <w:r>
+        <w:rPr>
+          <w:bdr w:val="single" w:sz="2" w:space="8" w:color="000000"/>
+          <w:shd w:fill="FCFBF7" w:val="clear"/>
+          <w:rtl w:val="true"/>
+        </w:rPr>
+        <w:t>الدخول التجريبي</w:t>
+      </w:r>
+    </w:p>
+    <w:p>
+      <w:pPr>
+        <w:pStyle w:val="TextBody"/>
+        <w:numPr>
+          <w:ilvl w:val="0"/>
+          <w:numId w:val="8"/>
+        </w:numPr>
+        <w:tabs>
+          <w:tab w:val="clear" w:pos="1134"/>
+          <w:tab w:val="left" w:pos="709" w:leader="none"/>
+        </w:tabs>
+        <w:bidi w:val="1"/>
+        <w:spacing w:before="0" w:after="0"/>
+        <w:ind w:left="709" w:firstLine="992"/>
+        <w:jc w:val="right"/>
+        <w:rPr/>
+      </w:pPr>
+      <w:r>
+        <w:rPr>
+          <w:bdr w:val="single" w:sz="2" w:space="8" w:color="000000"/>
+          <w:shd w:fill="FCFBF7" w:val="clear"/>
+          <w:rtl w:val="true"/>
+        </w:rPr>
+        <w:t>كلمة المرور الموحّدة</w:t>
+      </w:r>
+      <w:r>
+        <w:rPr>
+          <w:bdr w:val="single" w:sz="2" w:space="8" w:color="000000"/>
+          <w:shd w:fill="FCFBF7" w:val="clear"/>
+          <w:rtl w:val="true"/>
+        </w:rPr>
+        <w:t xml:space="preserve">: </w:t>
+      </w:r>
+      <w:r>
+        <w:rPr>
+          <w:rStyle w:val="SourceText"/>
+          <w:bdr w:val="single" w:sz="2" w:space="8" w:color="000000"/>
+          <w:shd w:fill="FCFBF7" w:val="clear"/>
+        </w:rPr>
+        <w:t>Tabaani@2026</w:t>
+      </w:r>
+      <w:r>
+        <w:rPr>
+          <w:bdr w:val="single" w:sz="2" w:space="8" w:color="000000"/>
+          <w:shd w:fill="FCFBF7" w:val="clear"/>
+          <w:rtl w:val="true"/>
+        </w:rPr>
+        <w:t xml:space="preserve"> </w:t>
+      </w:r>
+    </w:p>
+    <w:p>
+      <w:pPr>
+        <w:pStyle w:val="TextBody"/>
+        <w:numPr>
+          <w:ilvl w:val="0"/>
+          <w:numId w:val="8"/>
+        </w:numPr>
+        <w:tabs>
+          <w:tab w:val="clear" w:pos="1134"/>
+          <w:tab w:val="left" w:pos="709" w:leader="none"/>
+        </w:tabs>
+        <w:bidi w:val="1"/>
+        <w:spacing w:before="0" w:after="0"/>
+        <w:ind w:left="709" w:firstLine="992"/>
+        <w:jc w:val="right"/>
+        <w:rPr/>
+      </w:pPr>
+      <w:r>
+        <w:rPr>
+          <w:bdr w:val="single" w:sz="2" w:space="8" w:color="000000"/>
+          <w:shd w:fill="FCFBF7" w:val="clear"/>
+          <w:rtl w:val="true"/>
+        </w:rPr>
+        <w:t xml:space="preserve">المدير </w:t>
+      </w:r>
+      <w:r>
+        <w:rPr>
+          <w:rStyle w:val="SourceText"/>
+          <w:bdr w:val="single" w:sz="2" w:space="8" w:color="000000"/>
+          <w:shd w:fill="FCFBF7" w:val="clear"/>
+        </w:rPr>
+        <w:t>principal</w:t>
+      </w:r>
+      <w:r>
+        <w:rPr>
+          <w:bdr w:val="single" w:sz="2" w:space="8" w:color="000000"/>
+          <w:shd w:fill="FCFBF7" w:val="clear"/>
+          <w:rtl w:val="true"/>
+        </w:rPr>
+        <w:t xml:space="preserve"> · </w:t>
+      </w:r>
+      <w:r>
+        <w:rPr>
+          <w:bdr w:val="single" w:sz="2" w:space="8" w:color="000000"/>
+          <w:shd w:fill="FCFBF7" w:val="clear"/>
+          <w:rtl w:val="true"/>
+        </w:rPr>
+        <w:t xml:space="preserve">الوكيل </w:t>
+      </w:r>
+      <w:r>
+        <w:rPr>
+          <w:rStyle w:val="SourceText"/>
+          <w:bdr w:val="single" w:sz="2" w:space="8" w:color="000000"/>
+          <w:shd w:fill="FCFBF7" w:val="clear"/>
+        </w:rPr>
+        <w:t>deputy</w:t>
+      </w:r>
+      <w:r>
+        <w:rPr>
+          <w:bdr w:val="single" w:sz="2" w:space="8" w:color="000000"/>
+          <w:shd w:fill="FCFBF7" w:val="clear"/>
+          <w:rtl w:val="true"/>
+        </w:rPr>
+        <w:t xml:space="preserve"> </w:t>
+      </w:r>
+    </w:p>
+    <w:p>
+      <w:pPr>
+        <w:pStyle w:val="TextBody"/>
+        <w:numPr>
+          <w:ilvl w:val="0"/>
+          <w:numId w:val="8"/>
+        </w:numPr>
+        <w:tabs>
+          <w:tab w:val="clear" w:pos="1134"/>
+          <w:tab w:val="left" w:pos="709" w:leader="none"/>
+        </w:tabs>
+        <w:bidi w:val="1"/>
+        <w:spacing w:before="0" w:after="0"/>
+        <w:ind w:left="709" w:firstLine="992"/>
+        <w:jc w:val="right"/>
+        <w:rPr/>
+      </w:pPr>
+      <w:r>
+        <w:rPr>
+          <w:bdr w:val="single" w:sz="2" w:space="8" w:color="000000"/>
+          <w:shd w:fill="FCFBF7" w:val="clear"/>
+          <w:rtl w:val="true"/>
+        </w:rPr>
+        <w:t xml:space="preserve">التوجيه </w:t>
+      </w:r>
+      <w:r>
+        <w:rPr>
+          <w:rStyle w:val="SourceText"/>
+          <w:bdr w:val="single" w:sz="2" w:space="8" w:color="000000"/>
+          <w:shd w:fill="FCFBF7" w:val="clear"/>
+        </w:rPr>
+        <w:t>guidance</w:t>
+      </w:r>
+      <w:r>
+        <w:rPr>
+          <w:bdr w:val="single" w:sz="2" w:space="8" w:color="000000"/>
+          <w:shd w:fill="FCFBF7" w:val="clear"/>
+          <w:rtl w:val="true"/>
+        </w:rPr>
+        <w:t xml:space="preserve"> · </w:t>
+      </w:r>
+      <w:r>
+        <w:rPr>
+          <w:bdr w:val="single" w:sz="2" w:space="8" w:color="000000"/>
+          <w:shd w:fill="FCFBF7" w:val="clear"/>
+          <w:rtl w:val="true"/>
+        </w:rPr>
+        <w:t xml:space="preserve">المناوبة </w:t>
+      </w:r>
+      <w:r>
+        <w:rPr>
+          <w:rStyle w:val="SourceText"/>
+          <w:bdr w:val="single" w:sz="2" w:space="8" w:color="000000"/>
+          <w:shd w:fill="FCFBF7" w:val="clear"/>
+        </w:rPr>
+        <w:t>tdeputy</w:t>
+      </w:r>
+      <w:r>
+        <w:rPr>
+          <w:bdr w:val="single" w:sz="2" w:space="8" w:color="000000"/>
+          <w:shd w:fill="FCFBF7" w:val="clear"/>
+          <w:rtl w:val="true"/>
+        </w:rPr>
+        <w:t xml:space="preserve"> </w:t>
+      </w:r>
+    </w:p>
+    <w:p>
+      <w:pPr>
+        <w:pStyle w:val="TextBody"/>
+        <w:numPr>
+          <w:ilvl w:val="0"/>
+          <w:numId w:val="8"/>
+        </w:numPr>
+        <w:tabs>
+          <w:tab w:val="clear" w:pos="1134"/>
+          <w:tab w:val="left" w:pos="709" w:leader="none"/>
+        </w:tabs>
+        <w:bidi w:val="1"/>
+        <w:ind w:left="709" w:firstLine="992"/>
+        <w:jc w:val="right"/>
+        <w:rPr/>
+      </w:pPr>
+      <w:r>
+        <w:rPr>
+          <w:bdr w:val="single" w:sz="2" w:space="8" w:color="000000"/>
+          <w:shd w:fill="FCFBF7" w:val="clear"/>
+          <w:rtl w:val="true"/>
         </w:rPr>
         <w:t xml:space="preserve">المعلمون </w:t>
       </w:r>
       <w:r>
         <w:rPr>
-          <w:rtl/>
-        </w:rPr>
-        <w:t>teacher1…teacher6</w:t>
-      </w:r>
-      <w:r>
-        <w:rPr>
-          <w:rtl/>
+          <w:rStyle w:val="SourceText"/>
+          <w:bdr w:val="single" w:sz="2" w:space="8" w:color="000000"/>
+          <w:shd w:fill="FCFBF7" w:val="clear"/>
+        </w:rPr>
+        <w:t>teacher1</w:t>
+      </w:r>
+      <w:r>
+        <w:rPr>
+          <w:bdr w:val="single" w:sz="2" w:space="8" w:color="000000"/>
+          <w:shd w:fill="FCFBF7" w:val="clear"/>
+        </w:rPr>
+        <w:t>…</w:t>
+      </w:r>
+      <w:r>
+        <w:rPr>
+          <w:rStyle w:val="SourceText"/>
+          <w:bdr w:val="single" w:sz="2" w:space="8" w:color="000000"/>
+          <w:shd w:fill="FCFBF7" w:val="clear"/>
+        </w:rPr>
+        <w:t>teacher6</w:t>
+      </w:r>
+      <w:r>
+        <w:rPr>
+          <w:bdr w:val="single" w:sz="2" w:space="8" w:color="000000"/>
+          <w:shd w:fill="FCFBF7" w:val="clear"/>
+          <w:rtl w:val="true"/>
         </w:rPr>
         <w:t xml:space="preserve"> · </w:t>
       </w:r>
       <w:r>
         <w:rPr>
-          <w:rtl/>
+          <w:bdr w:val="single" w:sz="2" w:space="8" w:color="000000"/>
+          <w:shd w:fill="FCFBF7" w:val="clear"/>
+          <w:rtl w:val="true"/>
         </w:rPr>
         <w:t xml:space="preserve">الطلاب </w:t>
       </w:r>
       <w:r>
         <w:rPr>
-          <w:rtl/>
-        </w:rPr>
-        <w:t>student1…student4</w:t>
+          <w:rStyle w:val="SourceText"/>
+          <w:bdr w:val="single" w:sz="2" w:space="8" w:color="000000"/>
+          <w:shd w:fill="FCFBF7" w:val="clear"/>
+        </w:rPr>
+        <w:t>student1</w:t>
+      </w:r>
+      <w:r>
+        <w:rPr>
+          <w:bdr w:val="single" w:sz="2" w:space="8" w:color="000000"/>
+          <w:shd w:fill="FCFBF7" w:val="clear"/>
+        </w:rPr>
+        <w:t>…</w:t>
+      </w:r>
+      <w:r>
+        <w:rPr>
+          <w:rStyle w:val="SourceText"/>
+          <w:bdr w:val="single" w:sz="2" w:space="8" w:color="000000"/>
+          <w:shd w:fill="FCFBF7" w:val="clear"/>
+        </w:rPr>
+        <w:t>student4</w:t>
+      </w:r>
+      <w:r>
+        <w:rPr>
+          <w:bdr w:val="single" w:sz="2" w:space="8" w:color="000000"/>
+          <w:shd w:fill="FCFBF7" w:val="clear"/>
+          <w:rtl w:val="true"/>
+        </w:rPr>
+        <w:t xml:space="preserve"> </w:t>
       </w:r>
     </w:p>
     <w:p>
       <w:pPr>
         <w:pStyle w:val="TextBody"/>
         <w:bidi w:val="1"/>
-        <w:bidi/>
-        <w:jc w:val="left"/>
-        <w:rPr>
-          <w:rtl/>
-        </w:rPr>
-      </w:pPr>
-      <w:r>
-        <w:rPr>
-          <w:rtl/>
+        <w:jc w:val="right"/>
+        <w:rPr/>
+      </w:pPr>
+      <w:r>
+        <w:rPr>
+          <w:rStyle w:val="StrongEmphasis"/>
+          <w:rtl w:val="true"/>
         </w:rPr>
         <w:t>تنبيه</w:t>
       </w:r>
       <w:r>
         <w:rPr>
-          <w:rtl/>
+          <w:rStyle w:val="StrongEmphasis"/>
+          <w:rtl w:val="true"/>
+        </w:rPr>
+        <w:t>:</w:t>
+      </w:r>
+      <w:r>
+        <w:rPr>
+          <w:rtl w:val="true"/>
+        </w:rPr>
+        <w:t xml:space="preserve"> </w:t>
+      </w:r>
+      <w:r>
+        <w:rPr>
+          <w:rtl w:val="true"/>
+        </w:rPr>
+        <w:t>الحسابات بكلمة مرور موحّدة للنموذج التجريبي فقط — استبدلها بمصادقة حقيقية قبل الاستخدام الفعلي</w:t>
+      </w:r>
+      <w:r>
+        <w:rPr>
+          <w:rtl w:val="true"/>
+        </w:rPr>
+        <w:t>.</w:t>
+      </w:r>
+    </w:p>
+    <w:p>
+      <w:pPr>
+        <w:pStyle w:val="Heading3"/>
+        <w:bidi w:val="1"/>
+        <w:spacing w:before="180" w:after="120"/>
+        <w:jc w:val="right"/>
+        <w:rPr>
+          <w:color w:val="EFE4C8"/>
+        </w:rPr>
+      </w:pPr>
+      <w:r>
+        <w:rPr>
+          <w:color w:val="EFE4C8"/>
+          <w:rtl w:val="true"/>
+        </w:rPr>
+        <w:t>للدليل التفصيلي</w:t>
+      </w:r>
+    </w:p>
+    <w:p>
+      <w:pPr>
+        <w:pStyle w:val="TextBody"/>
+        <w:bidi w:val="1"/>
+        <w:spacing w:before="180" w:after="120"/>
+        <w:jc w:val="right"/>
+        <w:rPr/>
+      </w:pPr>
+      <w:r>
+        <w:rPr>
+          <w:color w:val="EFE4C8"/>
+          <w:rtl w:val="true"/>
+        </w:rPr>
+        <w:t>هذا مختصر تشغيلي</w:t>
+      </w:r>
+      <w:r>
+        <w:rPr>
+          <w:color w:val="EFE4C8"/>
+          <w:rtl w:val="true"/>
+        </w:rPr>
+        <w:t xml:space="preserve">. </w:t>
+      </w:r>
+      <w:r>
+        <w:rPr>
+          <w:color w:val="EFE4C8"/>
+          <w:rtl w:val="true"/>
+        </w:rPr>
+        <w:t xml:space="preserve">للتفاصيل الكاملة </w:t>
+      </w:r>
+      <w:r>
+        <w:rPr>
+          <w:color w:val="EFE4C8"/>
+          <w:rtl w:val="true"/>
+        </w:rPr>
+        <w:t>(</w:t>
+      </w:r>
+      <w:r>
+        <w:rPr>
+          <w:color w:val="EFE4C8"/>
+        </w:rPr>
+        <w:t>16</w:t>
+      </w:r>
+      <w:r>
+        <w:rPr>
+          <w:color w:val="EFE4C8"/>
+          <w:rtl w:val="true"/>
+        </w:rPr>
+        <w:t xml:space="preserve"> </w:t>
+      </w:r>
+      <w:r>
+        <w:rPr>
+          <w:color w:val="EFE4C8"/>
+          <w:rtl w:val="true"/>
+        </w:rPr>
+        <w:t>فصلًا</w:t>
+      </w:r>
+      <w:r>
+        <w:rPr>
+          <w:color w:val="EFE4C8"/>
+          <w:rtl w:val="true"/>
         </w:rPr>
         <w:t xml:space="preserve">: </w:t>
       </w:r>
       <w:r>
         <w:rPr>
-          <w:rtl/>
-        </w:rPr>
-        <w:t>الحسابات بكلمة مرور موحّدة للنموذج التجريبي فقط — استبدلها بمصادقة حقيقية قبل الاستخدام الفعلي</w:t>
-      </w:r>
-      <w:r>
-        <w:rPr>
-          <w:rtl/>
+          <w:color w:val="EFE4C8"/>
+          <w:rtl w:val="true"/>
+        </w:rPr>
+        <w:t>الأدوار، الدخول، الترويسة، الفصول والتحضير، المناوبة، تلقرام، بصمة الوجه، والتقارير</w:t>
+      </w:r>
+      <w:r>
+        <w:rPr>
+          <w:color w:val="EFE4C8"/>
+          <w:rtl w:val="true"/>
+        </w:rPr>
+        <w:t xml:space="preserve">) </w:t>
+      </w:r>
+      <w:r>
+        <w:rPr>
+          <w:color w:val="EFE4C8"/>
+          <w:rtl w:val="true"/>
+        </w:rPr>
+        <w:t xml:space="preserve">افتح </w:t>
+      </w:r>
+      <w:hyperlink r:id="rId4">
+        <w:r>
+          <w:rPr>
+            <w:rStyle w:val="InternetLink"/>
+            <w:color w:val="EFE4C8"/>
+            <w:rtl w:val="true"/>
+          </w:rPr>
+          <w:t>دليل منصة تابعني — للمدارس</w:t>
+        </w:r>
+      </w:hyperlink>
+      <w:r>
+        <w:rPr>
+          <w:color w:val="EFE4C8"/>
+          <w:rtl w:val="true"/>
+        </w:rPr>
+        <w:t xml:space="preserve">. </w:t>
+      </w:r>
+      <w:r>
+        <w:rPr>
+          <w:color w:val="EFE4C8"/>
+          <w:rtl w:val="true"/>
+        </w:rPr>
+        <w:t xml:space="preserve">وبيانات التشغيل في </w:t>
+      </w:r>
+      <w:hyperlink r:id="rId5">
+        <w:r>
+          <w:rPr>
+            <w:rStyle w:val="InternetLink"/>
+            <w:color w:val="EFE4C8"/>
+          </w:rPr>
+          <w:t>README.md</w:t>
+        </w:r>
+      </w:hyperlink>
+      <w:r>
+        <w:rPr>
+          <w:color w:val="EFE4C8"/>
+          <w:rtl w:val="true"/>
         </w:rPr>
         <w:t>.</w:t>
       </w:r>
     </w:p>
     <w:p>
       <w:pPr>
-        <w:pStyle w:val="Heading3"/>
-        <w:bidi w:val="1"/>
-        <w:bidi/>
-        <w:jc w:val="left"/>
-        <w:rPr>
-          <w:rtl/>
-        </w:rPr>
-      </w:pPr>
-      <w:r>
-        <w:rPr>
-          <w:rtl/>
-        </w:rPr>
-        <w:t>للدليل التفصيلي</w:t>
-      </w:r>
-    </w:p>
-    <w:p>
-      <w:pPr>
         <w:pStyle w:val="TextBody"/>
         <w:bidi w:val="1"/>
-        <w:bidi/>
-        <w:spacing w:lineRule="auto" w:line="408" w:before="0" w:after="283"/>
-        <w:jc w:val="left"/>
-        <w:rPr>
-          <w:rtl/>
-        </w:rPr>
-      </w:pPr>
-      <w:r>
-        <w:rPr>
-          <w:rtl/>
-        </w:rPr>
-        <w:t>هذا مختصر تشغيلي</w:t>
-      </w:r>
-      <w:r>
-        <w:rPr>
-          <w:rtl/>
-        </w:rPr>
-        <w:t xml:space="preserve">. </w:t>
-      </w:r>
-      <w:r>
-        <w:rPr>
-          <w:rtl/>
-        </w:rPr>
-        <w:t xml:space="preserve">للتفاصيل الكاملة </w:t>
-      </w:r>
-      <w:r>
-        <w:rPr>
-          <w:rtl/>
-        </w:rPr>
-        <w:t>(</w:t>
-      </w:r>
-      <w:r>
-        <w:rPr>
-          <w:rtl/>
-        </w:rPr>
-        <w:t>16</w:t>
-      </w:r>
-      <w:r>
-        <w:rPr>
-          <w:rtl/>
+        <w:spacing w:before="210" w:after="120"/>
+        <w:jc w:val="right"/>
+        <w:rPr>
+          <w:bdr w:val="single" w:sz="12" w:space="6" w:color="FFD700"/>
+        </w:rPr>
+      </w:pPr>
+      <w:r>
+        <w:rPr>
+          <w:bdr w:val="single" w:sz="12" w:space="6" w:color="FFD700"/>
+          <w:rtl w:val="true"/>
+        </w:rPr>
+        <w:t xml:space="preserve">منصة تابعني للخدمات التعليمية — دليل المدير المختصر </w:t>
+      </w:r>
+      <w:r>
+        <w:rPr>
+          <w:bdr w:val="single" w:sz="12" w:space="6" w:color="FFD700"/>
+          <w:rtl w:val="true"/>
+        </w:rPr>
+        <w:t xml:space="preserve">· </w:t>
+      </w:r>
+      <w:r>
+        <w:rPr>
+          <w:bdr w:val="single" w:sz="12" w:space="6" w:color="FFD700"/>
+          <w:rtl w:val="true"/>
+        </w:rPr>
+        <w:t xml:space="preserve">الإصدار </w:t>
+      </w:r>
+      <w:r>
+        <w:rPr>
+          <w:bdr w:val="single" w:sz="12" w:space="6" w:color="FFD700"/>
+        </w:rPr>
+        <w:t>1.0</w:t>
+      </w:r>
+      <w:r>
+        <w:rPr>
+          <w:bdr w:val="single" w:sz="12" w:space="6" w:color="FFD700"/>
+          <w:rtl w:val="true"/>
+        </w:rPr>
+        <w:t xml:space="preserve"> · </w:t>
+      </w:r>
+      <w:r>
+        <w:rPr>
+          <w:bdr w:val="single" w:sz="12" w:space="6" w:color="FFD700"/>
+          <w:rtl w:val="true"/>
+        </w:rPr>
+        <w:t xml:space="preserve">أكتوبر </w:t>
+      </w:r>
+      <w:r>
+        <w:rPr>
+          <w:bdr w:val="single" w:sz="12" w:space="6" w:color="FFD700"/>
+        </w:rPr>
+        <w:t>2026</w:t>
+      </w:r>
+      <w:r>
+        <w:rPr>
+          <w:bdr w:val="single" w:sz="12" w:space="6" w:color="FFD700"/>
+          <w:rtl w:val="true"/>
         </w:rPr>
         <w:t xml:space="preserve"> </w:t>
       </w:r>
       <w:r>
         <w:rPr>
-          <w:rtl/>
-        </w:rPr>
-        <w:t>فصلًا</w:t>
-      </w:r>
-      <w:r>
-        <w:rPr>
-          <w:rtl/>
-        </w:rPr>
-        <w:t xml:space="preserve">: </w:t>
-      </w:r>
-      <w:r>
-        <w:rPr>
-          <w:rtl/>
-        </w:rPr>
-        <w:t>الأدوار، الدخول، الترويسة، الفصول والتحضير، المناوبة، تلقرام، بصمة الوجه، والتقارير</w:t>
-      </w:r>
-      <w:r>
-        <w:rPr>
-          <w:rtl/>
-        </w:rPr>
-        <w:t xml:space="preserve">) </w:t>
-      </w:r>
-      <w:r>
-        <w:rPr>
-          <w:rtl/>
-        </w:rPr>
-        <w:t>افتح دليل منصة تابعني — للمدارس</w:t>
-      </w:r>
-      <w:r>
-        <w:rPr>
-          <w:rtl/>
-        </w:rPr>
-        <w:t xml:space="preserve">. </w:t>
-      </w:r>
-      <w:r>
-        <w:rPr>
-          <w:rtl/>
-        </w:rPr>
-        <w:t xml:space="preserve">وبيانات التشغيل في </w:t>
-      </w:r>
-      <w:r>
-        <w:rPr>
-          <w:rtl/>
-        </w:rPr>
-        <w:t>README.md</w:t>
-      </w:r>
-      <w:r>
-        <w:rPr>
-          <w:rtl/>
-        </w:rPr>
-        <w:t>.</w:t>
-      </w:r>
-    </w:p>
-    <w:p>
-      <w:pPr>
-        <w:pStyle w:val="TextBody"/>
-        <w:bidi w:val="1"/>
-        <w:bidi/>
-        <w:spacing w:lineRule="auto" w:line="408" w:before="0" w:after="283"/>
-        <w:jc w:val="left"/>
-        <w:rPr>
-          <w:rtl/>
-        </w:rPr>
-      </w:pPr>
-      <w:r>
-        <w:rPr>
-          <w:rtl/>
-        </w:rPr>
-        <w:t xml:space="preserve">منصة تابعني للخدمات التعليمية — دليل المدير المختصر </w:t>
-      </w:r>
-      <w:r>
-        <w:rPr>
-          <w:rtl/>
-        </w:rPr>
-        <w:t xml:space="preserve">· </w:t>
-      </w:r>
-      <w:r>
-        <w:rPr>
-          <w:rtl/>
-        </w:rPr>
-        <w:t xml:space="preserve">الإصدار </w:t>
-      </w:r>
-      <w:r>
-        <w:rPr>
-          <w:rtl/>
-        </w:rPr>
-        <w:t>1.0</w:t>
-      </w:r>
-      <w:r>
-        <w:rPr>
-          <w:rtl/>
+          <w:bdr w:val="single" w:sz="12" w:space="6" w:color="FFD700"/>
+          <w:rtl w:val="true"/>
+        </w:rPr>
+        <w:t xml:space="preserve">صفحتان للطباعة </w:t>
+      </w:r>
+      <w:r>
+        <w:rPr>
+          <w:bdr w:val="single" w:sz="12" w:space="6" w:color="FFD700"/>
+        </w:rPr>
+        <w:t>A4</w:t>
+      </w:r>
+      <w:r>
+        <w:rPr>
+          <w:bdr w:val="single" w:sz="12" w:space="6" w:color="FFD700"/>
+          <w:rtl w:val="true"/>
         </w:rPr>
         <w:t xml:space="preserve"> · </w:t>
       </w:r>
       <w:r>
         <w:rPr>
-          <w:rtl/>
-        </w:rPr>
-        <w:t xml:space="preserve">أكتوبر </w:t>
-      </w:r>
-      <w:r>
-        <w:rPr>
-          <w:rtl/>
-        </w:rPr>
-        <w:t>2026</w:t>
-      </w:r>
-      <w:r>
-        <w:rPr>
-          <w:rtl/>
-        </w:rPr>
-        <w:t xml:space="preserve">صفحتان للطباعة </w:t>
-      </w:r>
-      <w:r>
-        <w:rPr>
-          <w:rtl/>
-        </w:rPr>
-        <w:t>A4</w:t>
-      </w:r>
-      <w:r>
-        <w:rPr>
-          <w:rtl/>
-        </w:rPr>
-        <w:t xml:space="preserve"> · </w:t>
-      </w:r>
-      <w:r>
-        <w:rPr>
-          <w:rtl/>
+          <w:bdr w:val="single" w:sz="12" w:space="6" w:color="FFD700"/>
+          <w:rtl w:val="true"/>
         </w:rPr>
         <w:t xml:space="preserve">عربي </w:t>
       </w:r>
       <w:r>
         <w:rPr>
-          <w:rtl/>
+          <w:bdr w:val="single" w:sz="12" w:space="6" w:color="FFD700"/>
         </w:rPr>
         <w:t>RTL</w:t>
       </w:r>
+      <w:r>
+        <w:rPr>
+          <w:bdr w:val="single" w:sz="12" w:space="6" w:color="FFD700"/>
+          <w:rtl w:val="true"/>
+        </w:rPr>
+        <w:t xml:space="preserve"> </w:t>
+      </w:r>
     </w:p>
     <w:sectPr>
-      <w:bidi/>
       <w:type w:val="nextPage"/>
       <w:pgSz w:w="11906" w:h="16838"/>
-      <w:pgMar w:left="1134" w:right="567" w:gutter="0" w:header="0" w:top="567" w:footer="0" w:bottom="567"/>
+      <w:pgMar w:left="567" w:right="567" w:gutter="0" w:header="0" w:top="567" w:footer="0" w:bottom="567"/>
       <w:pgNumType w:fmt="decimal"/>
       <w:formProt w:val="false"/>
       <w:textDirection w:val="lrTb"/>
       <w:bidi/>
-      <w:docGrid w:type="default" w:linePitch="600" w:charSpace="32768"/>
+      <w:docGrid w:type="default" w:linePitch="600" w:charSpace="35839"/>
     </w:sectPr>
   </w:body>
 </w:document>
@@ -3737,6 +4469,125 @@
   <w:abstractNum w:abstractNumId="6">
     <w:lvl w:ilvl="0">
       <w:start w:val="1"/>
+      <w:numFmt w:val="decimal"/>
+      <w:lvlText w:val="%1."/>
+      <w:lvlJc w:val="left"/>
+      <w:pPr>
+        <w:tabs>
+          <w:tab w:val="num" w:pos="709"/>
+        </w:tabs>
+        <w:ind w:left="709" w:hanging="283"/>
+      </w:pPr>
+      <w:rPr/>
+    </w:lvl>
+    <w:lvl w:ilvl="1">
+      <w:start w:val="1"/>
+      <w:numFmt w:val="decimal"/>
+      <w:lvlText w:val="%2."/>
+      <w:lvlJc w:val="left"/>
+      <w:pPr>
+        <w:tabs>
+          <w:tab w:val="num" w:pos="1418"/>
+        </w:tabs>
+        <w:ind w:left="1418" w:hanging="283"/>
+      </w:pPr>
+      <w:rPr/>
+    </w:lvl>
+    <w:lvl w:ilvl="2">
+      <w:start w:val="1"/>
+      <w:numFmt w:val="decimal"/>
+      <w:lvlText w:val="%3."/>
+      <w:lvlJc w:val="left"/>
+      <w:pPr>
+        <w:tabs>
+          <w:tab w:val="num" w:pos="2127"/>
+        </w:tabs>
+        <w:ind w:left="2127" w:hanging="283"/>
+      </w:pPr>
+      <w:rPr/>
+    </w:lvl>
+    <w:lvl w:ilvl="3">
+      <w:start w:val="1"/>
+      <w:numFmt w:val="decimal"/>
+      <w:lvlText w:val="%4."/>
+      <w:lvlJc w:val="left"/>
+      <w:pPr>
+        <w:tabs>
+          <w:tab w:val="num" w:pos="2836"/>
+        </w:tabs>
+        <w:ind w:left="2836" w:hanging="283"/>
+      </w:pPr>
+      <w:rPr/>
+    </w:lvl>
+    <w:lvl w:ilvl="4">
+      <w:start w:val="1"/>
+      <w:numFmt w:val="decimal"/>
+      <w:lvlText w:val="%5."/>
+      <w:lvlJc w:val="left"/>
+      <w:pPr>
+        <w:tabs>
+          <w:tab w:val="num" w:pos="3545"/>
+        </w:tabs>
+        <w:ind w:left="3545" w:hanging="283"/>
+      </w:pPr>
+      <w:rPr/>
+    </w:lvl>
+    <w:lvl w:ilvl="5">
+      <w:start w:val="1"/>
+      <w:numFmt w:val="decimal"/>
+      <w:lvlText w:val="%6."/>
+      <w:lvlJc w:val="left"/>
+      <w:pPr>
+        <w:tabs>
+          <w:tab w:val="num" w:pos="4254"/>
+        </w:tabs>
+        <w:ind w:left="4254" w:hanging="283"/>
+      </w:pPr>
+      <w:rPr/>
+    </w:lvl>
+    <w:lvl w:ilvl="6">
+      <w:start w:val="1"/>
+      <w:numFmt w:val="decimal"/>
+      <w:lvlText w:val="%7."/>
+      <w:lvlJc w:val="left"/>
+      <w:pPr>
+        <w:tabs>
+          <w:tab w:val="num" w:pos="4963"/>
+        </w:tabs>
+        <w:ind w:left="4963" w:hanging="283"/>
+      </w:pPr>
+      <w:rPr/>
+    </w:lvl>
+    <w:lvl w:ilvl="7">
+      <w:start w:val="1"/>
+      <w:numFmt w:val="decimal"/>
+      <w:lvlText w:val="%8."/>
+      <w:lvlJc w:val="left"/>
+      <w:pPr>
+        <w:tabs>
+          <w:tab w:val="num" w:pos="5672"/>
+        </w:tabs>
+        <w:ind w:left="5672" w:hanging="283"/>
+      </w:pPr>
+      <w:rPr/>
+    </w:lvl>
+    <w:lvl w:ilvl="8">
+      <w:start w:val="1"/>
+      <w:numFmt w:val="decimal"/>
+      <w:lvlText w:val="%9."/>
+      <w:lvlJc w:val="left"/>
+      <w:pPr>
+        <w:tabs>
+          <w:tab w:val="num" w:pos="6381"/>
+        </w:tabs>
+        <w:ind w:left="6381" w:hanging="283"/>
+      </w:pPr>
+      <w:rPr/>
+    </w:lvl>
+  </w:abstractNum>
+  <w:abstractNum w:abstractNumId="7">
+    <w:lvl w:ilvl="0">
+      <w:start w:val="1"/>
       <w:numFmt w:val="bullet"/>
       <w:lvlText w:val=""/>
       <w:lvlJc w:val="left"/>
@@ -3871,7 +4722,7 @@
       </w:rPr>
     </w:lvl>
   </w:abstractNum>
-  <w:abstractNum w:abstractNumId="7">
+  <w:abstractNum w:abstractNumId="8">
     <w:lvl w:ilvl="0">
       <w:start w:val="1"/>
       <w:numFmt w:val="bullet"/>
@@ -4008,7 +4859,7 @@
       </w:rPr>
     </w:lvl>
   </w:abstractNum>
-  <w:abstractNum w:abstractNumId="8">
+  <w:abstractNum w:abstractNumId="9">
     <w:lvl w:ilvl="0">
       <w:start w:val="1"/>
       <w:numFmt w:val="none"/>
@@ -4153,6 +5004,9 @@
   <w:num w:numId="8">
     <w:abstractNumId w:val="8"/>
   </w:num>
+  <w:num w:numId="9">
+    <w:abstractNumId w:val="9"/>
+  </w:num>
 </w:numbering>
 </file>
 
@@ -4179,13 +5033,13 @@
     <w:pPr>
       <w:widowControl w:val="false"/>
       <w:bidi w:val="0"/>
-      <w:jc w:val="right"/>
+      <w:spacing w:lineRule="auto" w:line="420"/>
     </w:pPr>
     <w:rPr>
-      <w:rFonts w:ascii="IBM Plex Sans Arabic;Arial;sans-serif" w:hAnsi="IBM Plex Sans Arabic;Arial;sans-serif" w:eastAsia="IBM Plex Sans Arabic;Arial;sans-serif" w:cs="IBM Plex Sans Arabic;Arial;sans-serif"/>
+      <w:rFonts w:ascii="IBM Plex Sans Arabic;Noto Sans Arabic;system-ui;apple-system;sans-serif" w:hAnsi="IBM Plex Sans Arabic;Noto Sans Arabic;system-ui;apple-system;sans-serif" w:eastAsia="IBM Plex Sans Arabic;Noto Sans Arabic;system-ui;apple-system;sans-serif" w:cs="IBM Plex Sans Arabic;Noto Sans Arabic;system-ui;apple-system;sans-serif"/>
       <w:color w:val="auto"/>
-      <w:sz w:val="24"/>
-      <w:szCs w:val="24"/>
+      <w:sz w:val="23"/>
+      <w:szCs w:val="23"/>
       <w:lang w:val="en-US" w:eastAsia="zh-CN" w:bidi="hi-IN"/>
     </w:rPr>
   </w:style>
@@ -4195,14 +5049,14 @@
     <w:next w:val="TextBody"/>
     <w:qFormat/>
     <w:pPr>
-      <w:jc w:val="center"/>
+      <w:spacing w:lineRule="auto" w:line="324"/>
     </w:pPr>
     <w:rPr>
-      <w:rFonts w:ascii="Liberation Sans Unicode MS" w:hAnsi="Liberation Sans Unicode MS"/>
+      <w:rFonts w:ascii="Alexandria;IBM Plex Sans Arabic;sans-serif" w:hAnsi="Alexandria;IBM Plex Sans Arabic;sans-serif" w:eastAsia="Alexandria;IBM Plex Sans Arabic;sans-serif" w:cs="Alexandria;IBM Plex Sans Arabic;sans-serif"/>
       <w:b/>
       <w:bCs/>
       <w:sz w:val="48"/>
-      <w:szCs w:val="48"/>
+      <w:szCs w:val="44"/>
     </w:rPr>
   </w:style>
   <w:style w:type="paragraph" w:styleId="Heading2">
@@ -4211,16 +5065,15 @@
     <w:next w:val="TextBody"/>
     <w:qFormat/>
     <w:pPr>
-      <w:spacing w:before="360" w:after="120"/>
+      <w:spacing w:lineRule="auto" w:line="324" w:before="200" w:after="120"/>
       <w:outlineLvl w:val="1"/>
     </w:pPr>
     <w:rPr>
-      <w:rFonts w:ascii="Liberation Serif" w:hAnsi="Liberation Serif" w:eastAsia="Noto Serif CJK SC" w:cs="Noto Sans Devanagari"/>
+      <w:rFonts w:ascii="Alexandria;IBM Plex Sans Arabic;sans-serif" w:hAnsi="Alexandria;IBM Plex Sans Arabic;sans-serif" w:eastAsia="Alexandria;IBM Plex Sans Arabic;sans-serif" w:cs="Alexandria;IBM Plex Sans Arabic;sans-serif"/>
       <w:b/>
       <w:bCs/>
-      <w:color w:val="8A5A1E"/>
-      <w:sz w:val="34"/>
-      <w:szCs w:val="34"/>
+      <w:sz w:val="36"/>
+      <w:szCs w:val="36"/>
     </w:rPr>
   </w:style>
   <w:style w:type="paragraph" w:styleId="Heading3">
@@ -4229,15 +5082,15 @@
     <w:next w:val="TextBody"/>
     <w:qFormat/>
     <w:pPr>
-      <w:spacing w:before="240" w:after="120"/>
+      <w:spacing w:lineRule="auto" w:line="324" w:before="140" w:after="120"/>
       <w:outlineLvl w:val="2"/>
     </w:pPr>
     <w:rPr>
-      <w:rFonts w:ascii="Liberation Serif" w:hAnsi="Liberation Serif" w:eastAsia="Noto Serif CJK SC" w:cs="Noto Sans Devanagari"/>
+      <w:rFonts w:ascii="Alexandria;IBM Plex Sans Arabic;sans-serif" w:hAnsi="Alexandria;IBM Plex Sans Arabic;sans-serif" w:eastAsia="Alexandria;IBM Plex Sans Arabic;sans-serif" w:cs="Alexandria;IBM Plex Sans Arabic;sans-serif"/>
       <w:b/>
       <w:bCs/>
-      <w:sz w:val="27"/>
-      <w:szCs w:val="27"/>
+      <w:sz w:val="28"/>
+      <w:szCs w:val="28"/>
     </w:rPr>
   </w:style>
   <w:style w:type="character" w:styleId="EndnoteCharacters">
@@ -4257,10 +5110,33 @@
       <w:u w:val="single"/>
     </w:rPr>
   </w:style>
+  <w:style w:type="character" w:styleId="SourceText">
+    <w:name w:val="Source Text"/>
+    <w:qFormat/>
+    <w:rPr>
+      <w:rFonts w:ascii="ui-monospace;Menlo;Consolas;monospace" w:hAnsi="ui-monospace;Menlo;Consolas;monospace" w:eastAsia="ui-monospace;Menlo;Consolas;monospace" w:cs="ui-monospace;Menlo;Consolas;monospace"/>
+      <w:shd w:fill="F2ECDF" w:val="clear"/>
+    </w:rPr>
+  </w:style>
+  <w:style w:type="character" w:styleId="VisitedInternetLink">
+    <w:name w:val="FollowedHyperlink"/>
+    <w:rPr>
+      <w:color w:val="800000"/>
+      <w:u w:val="single"/>
+    </w:rPr>
+  </w:style>
   <w:style w:type="character" w:styleId="NumberingSymbols">
     <w:name w:val="Numbering Symbols"/>
     <w:qFormat/>
     <w:rPr/>
+  </w:style>
+  <w:style w:type="character" w:styleId="StrongEmphasis">
+    <w:name w:val="Strong Emphasis"/>
+    <w:qFormat/>
+    <w:rPr>
+      <w:b/>
+      <w:bCs/>
+    </w:rPr>
   </w:style>
   <w:style w:type="character" w:styleId="Bullets">
     <w:name w:val="Bullets"/>
@@ -4378,12 +5254,9 @@
     <w:name w:val="Body Text"/>
     <w:basedOn w:val="Normal"/>
     <w:pPr>
-      <w:spacing w:lineRule="auto" w:line="408" w:before="0" w:after="283"/>
+      <w:spacing w:before="0" w:after="120"/>
     </w:pPr>
-    <w:rPr>
-      <w:sz w:val="22"/>
-      <w:szCs w:val="22"/>
-    </w:rPr>
+    <w:rPr/>
   </w:style>
   <w:style w:type="paragraph" w:styleId="Heading">
     <w:name w:val="Heading"/>
